--- a/angol12.docx
+++ b/angol12.docx
@@ -2278,8 +2278,8 @@
       <w:lang w:val="en-US" w:eastAsia="zh-CN" w:bidi="hi-IN"/>
     </w:rPr>
   </w:style>
-  <w:style w:type="character" w:styleId="Bullets">
-    <w:name w:val="Bullets"/>
+  <w:style w:type="character" w:styleId="Bulletsuser">
+    <w:name w:val="Bullets (user)"/>
     <w:qFormat/>
     <w:rPr>
       <w:rFonts w:ascii="OpenSymbol" w:hAnsi="OpenSymbol" w:eastAsia="OpenSymbol" w:cs="OpenSymbol"/>
@@ -2290,8 +2290,8 @@
     <w:qFormat/>
     <w:rPr/>
   </w:style>
-  <w:style w:type="character" w:styleId="Bulletsuser">
-    <w:name w:val="Bullets (user)"/>
+  <w:style w:type="character" w:styleId="Bullets">
+    <w:name w:val="Bullets"/>
     <w:qFormat/>
     <w:rPr>
       <w:rFonts w:ascii="OpenSymbol" w:hAnsi="OpenSymbol" w:eastAsia="OpenSymbol" w:cs="OpenSymbol"/>

--- a/angol12.docx
+++ b/angol12.docx
@@ -1259,6 +1259,362 @@
           <w:bCs w:val="false"/>
         </w:rPr>
         <w:t>3. family tétel</w:t>
+      </w:r>
+    </w:p>
+    <w:p>
+      <w:pPr>
+        <w:pStyle w:val="Normal"/>
+        <w:bidi w:val="0"/>
+        <w:jc w:val="start"/>
+        <w:rPr>
+          <w:b w:val="false"/>
+          <w:bCs w:val="false"/>
+        </w:rPr>
+      </w:pPr>
+      <w:r>
+        <w:rPr>
+          <w:b w:val="false"/>
+          <w:bCs w:val="false"/>
+        </w:rPr>
+      </w:r>
+    </w:p>
+    <w:p>
+      <w:pPr>
+        <w:pStyle w:val="Normal"/>
+        <w:bidi w:val="0"/>
+        <w:jc w:val="start"/>
+        <w:rPr>
+          <w:b w:val="false"/>
+          <w:bCs w:val="false"/>
+        </w:rPr>
+      </w:pPr>
+      <w:r>
+        <w:rPr>
+          <w:b w:val="false"/>
+          <w:bCs w:val="false"/>
+        </w:rPr>
+        <w:t>shopping tétel</w:t>
+      </w:r>
+    </w:p>
+    <w:p>
+      <w:pPr>
+        <w:pStyle w:val="Normal"/>
+        <w:numPr>
+          <w:ilvl w:val="0"/>
+          <w:numId w:val="7"/>
+        </w:numPr>
+        <w:bidi w:val="0"/>
+        <w:jc w:val="start"/>
+        <w:rPr>
+          <w:b w:val="false"/>
+          <w:bCs w:val="false"/>
+        </w:rPr>
+      </w:pPr>
+      <w:r>
+        <w:rPr>
+          <w:b w:val="false"/>
+          <w:bCs w:val="false"/>
+        </w:rPr>
+        <w:t>Daily shopping</w:t>
+      </w:r>
+    </w:p>
+    <w:p>
+      <w:pPr>
+        <w:pStyle w:val="Normal"/>
+        <w:numPr>
+          <w:ilvl w:val="0"/>
+          <w:numId w:val="7"/>
+        </w:numPr>
+        <w:bidi w:val="0"/>
+        <w:jc w:val="start"/>
+        <w:rPr>
+          <w:b w:val="false"/>
+          <w:bCs w:val="false"/>
+        </w:rPr>
+      </w:pPr>
+      <w:r>
+        <w:rPr>
+          <w:b w:val="false"/>
+          <w:bCs w:val="false"/>
+        </w:rPr>
+        <w:t>Plaza/mall vs little shops</w:t>
+      </w:r>
+    </w:p>
+    <w:p>
+      <w:pPr>
+        <w:pStyle w:val="Normal"/>
+        <w:numPr>
+          <w:ilvl w:val="0"/>
+          <w:numId w:val="7"/>
+        </w:numPr>
+        <w:bidi w:val="0"/>
+        <w:jc w:val="start"/>
+        <w:rPr>
+          <w:b w:val="false"/>
+          <w:bCs w:val="false"/>
+        </w:rPr>
+      </w:pPr>
+      <w:r>
+        <w:rPr>
+          <w:b w:val="false"/>
+          <w:bCs w:val="false"/>
+        </w:rPr>
+        <w:t>At the market</w:t>
+      </w:r>
+    </w:p>
+    <w:p>
+      <w:pPr>
+        <w:pStyle w:val="Normal"/>
+        <w:numPr>
+          <w:ilvl w:val="0"/>
+          <w:numId w:val="7"/>
+        </w:numPr>
+        <w:bidi w:val="0"/>
+        <w:jc w:val="start"/>
+        <w:rPr>
+          <w:b w:val="false"/>
+          <w:bCs w:val="false"/>
+        </w:rPr>
+      </w:pPr>
+      <w:r>
+        <w:rPr>
+          <w:b w:val="false"/>
+          <w:bCs w:val="false"/>
+        </w:rPr>
+        <w:t xml:space="preserve">Online shopping </w:t>
+      </w:r>
+    </w:p>
+    <w:p>
+      <w:pPr>
+        <w:pStyle w:val="Normal"/>
+        <w:bidi w:val="0"/>
+        <w:jc w:val="start"/>
+        <w:rPr>
+          <w:b w:val="false"/>
+          <w:bCs w:val="false"/>
+        </w:rPr>
+      </w:pPr>
+      <w:r>
+        <w:rPr>
+          <w:b w:val="false"/>
+          <w:bCs w:val="false"/>
+        </w:rPr>
+      </w:r>
+    </w:p>
+    <w:p>
+      <w:pPr>
+        <w:pStyle w:val="Normal"/>
+        <w:bidi w:val="0"/>
+        <w:jc w:val="start"/>
+        <w:rPr>
+          <w:b w:val="false"/>
+          <w:bCs w:val="false"/>
+        </w:rPr>
+      </w:pPr>
+      <w:r>
+        <w:rPr>
+          <w:b w:val="false"/>
+          <w:bCs w:val="false"/>
+        </w:rPr>
+        <w:t>nat 2020 task 1</w:t>
+      </w:r>
+    </w:p>
+    <w:p>
+      <w:pPr>
+        <w:pStyle w:val="Normal"/>
+        <w:numPr>
+          <w:ilvl w:val="0"/>
+          <w:numId w:val="8"/>
+        </w:numPr>
+        <w:bidi w:val="0"/>
+        <w:jc w:val="start"/>
+        <w:rPr>
+          <w:b w:val="false"/>
+          <w:bCs w:val="false"/>
+        </w:rPr>
+      </w:pPr>
+      <w:r>
+        <w:rPr>
+          <w:b w:val="false"/>
+          <w:bCs w:val="false"/>
+        </w:rPr>
+        <w:t>differences smells sights colors</w:t>
+      </w:r>
+    </w:p>
+    <w:p>
+      <w:pPr>
+        <w:pStyle w:val="Normal"/>
+        <w:numPr>
+          <w:ilvl w:val="0"/>
+          <w:numId w:val="8"/>
+        </w:numPr>
+        <w:bidi w:val="0"/>
+        <w:jc w:val="start"/>
+        <w:rPr>
+          <w:b w:val="false"/>
+          <w:bCs w:val="false"/>
+        </w:rPr>
+      </w:pPr>
+      <w:r>
+        <w:rPr>
+          <w:b w:val="false"/>
+          <w:bCs w:val="false"/>
+        </w:rPr>
+        <w:t>2 years ago</w:t>
+      </w:r>
+    </w:p>
+    <w:p>
+      <w:pPr>
+        <w:pStyle w:val="Normal"/>
+        <w:numPr>
+          <w:ilvl w:val="0"/>
+          <w:numId w:val="8"/>
+        </w:numPr>
+        <w:bidi w:val="0"/>
+        <w:jc w:val="start"/>
+        <w:rPr>
+          <w:b w:val="false"/>
+          <w:bCs w:val="false"/>
+        </w:rPr>
+      </w:pPr>
+      <w:r>
+        <w:rPr>
+          <w:b w:val="false"/>
+          <w:bCs w:val="false"/>
+        </w:rPr>
+        <w:t>idk</w:t>
+      </w:r>
+    </w:p>
+    <w:p>
+      <w:pPr>
+        <w:pStyle w:val="Normal"/>
+        <w:numPr>
+          <w:ilvl w:val="0"/>
+          <w:numId w:val="8"/>
+        </w:numPr>
+        <w:bidi w:val="0"/>
+        <w:jc w:val="start"/>
+        <w:rPr>
+          <w:b w:val="false"/>
+          <w:bCs w:val="false"/>
+        </w:rPr>
+      </w:pPr>
+      <w:r>
+        <w:rPr>
+          <w:b w:val="false"/>
+          <w:bCs w:val="false"/>
+        </w:rPr>
+        <w:t>and there was a lot she wanted to see and was afraid to go alone</w:t>
+      </w:r>
+    </w:p>
+    <w:p>
+      <w:pPr>
+        <w:pStyle w:val="Normal"/>
+        <w:numPr>
+          <w:ilvl w:val="0"/>
+          <w:numId w:val="8"/>
+        </w:numPr>
+        <w:bidi w:val="0"/>
+        <w:jc w:val="start"/>
+        <w:rPr>
+          <w:b w:val="false"/>
+          <w:bCs w:val="false"/>
+        </w:rPr>
+      </w:pPr>
+      <w:r>
+        <w:rPr>
+          <w:b w:val="false"/>
+          <w:bCs w:val="false"/>
+        </w:rPr>
+        <w:t>they were more like friends</w:t>
+      </w:r>
+    </w:p>
+    <w:p>
+      <w:pPr>
+        <w:pStyle w:val="Normal"/>
+        <w:numPr>
+          <w:ilvl w:val="0"/>
+          <w:numId w:val="8"/>
+        </w:numPr>
+        <w:bidi w:val="0"/>
+        <w:jc w:val="start"/>
+        <w:rPr>
+          <w:b w:val="false"/>
+          <w:bCs w:val="false"/>
+        </w:rPr>
+      </w:pPr>
+      <w:r>
+        <w:rPr>
+          <w:b w:val="false"/>
+          <w:bCs w:val="false"/>
+        </w:rPr>
+        <w:t>sunrise</w:t>
+      </w:r>
+    </w:p>
+    <w:p>
+      <w:pPr>
+        <w:pStyle w:val="Normal"/>
+        <w:numPr>
+          <w:ilvl w:val="0"/>
+          <w:numId w:val="8"/>
+        </w:numPr>
+        <w:bidi w:val="0"/>
+        <w:jc w:val="start"/>
+        <w:rPr>
+          <w:b w:val="false"/>
+          <w:bCs w:val="false"/>
+        </w:rPr>
+      </w:pPr>
+      <w:r>
+        <w:rPr>
+          <w:b w:val="false"/>
+          <w:bCs w:val="false"/>
+        </w:rPr>
+        <w:t>watching people live their lives</w:t>
+      </w:r>
+    </w:p>
+    <w:p>
+      <w:pPr>
+        <w:pStyle w:val="Normal"/>
+        <w:numPr>
+          <w:ilvl w:val="0"/>
+          <w:numId w:val="8"/>
+        </w:numPr>
+        <w:bidi w:val="0"/>
+        <w:jc w:val="start"/>
+        <w:rPr>
+          <w:b w:val="false"/>
+          <w:bCs w:val="false"/>
+        </w:rPr>
+      </w:pPr>
+      <w:r>
+        <w:rPr>
+          <w:b w:val="false"/>
+          <w:bCs w:val="false"/>
+        </w:rPr>
+        <w:t>dirty, disgusting, love hate relationship</w:t>
+      </w:r>
+    </w:p>
+    <w:p>
+      <w:pPr>
+        <w:pStyle w:val="Normal"/>
+        <w:numPr>
+          <w:ilvl w:val="0"/>
+          <w:numId w:val="8"/>
+        </w:numPr>
+        <w:bidi w:val="0"/>
+        <w:jc w:val="start"/>
+        <w:rPr>
+          <w:b w:val="false"/>
+          <w:bCs w:val="false"/>
+        </w:rPr>
+      </w:pPr>
+      <w:r>
+        <w:rPr>
+          <w:b w:val="false"/>
+          <w:bCs w:val="false"/>
+        </w:rPr>
+        <w:t>1700 pound including return flight accommodation</w:t>
       </w:r>
     </w:p>
     <w:sectPr>
@@ -2099,6 +2455,280 @@
     </w:lvl>
   </w:abstractNum>
   <w:abstractNum w:abstractNumId="7">
+    <w:lvl w:ilvl="0">
+      <w:start w:val="1"/>
+      <w:numFmt w:val="bullet"/>
+      <w:lvlText w:val=""/>
+      <w:lvlJc w:val="start"/>
+      <w:pPr>
+        <w:tabs>
+          <w:tab w:val="num" w:pos="720"/>
+        </w:tabs>
+        <w:ind w:start="720" w:hanging="360"/>
+      </w:pPr>
+      <w:rPr>
+        <w:rFonts w:ascii="Symbol" w:hAnsi="Symbol" w:cs="Symbol" w:hint="default"/>
+      </w:rPr>
+    </w:lvl>
+    <w:lvl w:ilvl="1">
+      <w:start w:val="1"/>
+      <w:numFmt w:val="bullet"/>
+      <w:lvlText w:val="◦"/>
+      <w:lvlJc w:val="start"/>
+      <w:pPr>
+        <w:tabs>
+          <w:tab w:val="num" w:pos="1080"/>
+        </w:tabs>
+        <w:ind w:start="1080" w:hanging="360"/>
+      </w:pPr>
+      <w:rPr>
+        <w:rFonts w:ascii="OpenSymbol" w:hAnsi="OpenSymbol" w:cs="OpenSymbol" w:hint="default"/>
+      </w:rPr>
+    </w:lvl>
+    <w:lvl w:ilvl="2">
+      <w:start w:val="1"/>
+      <w:numFmt w:val="bullet"/>
+      <w:lvlText w:val="▪"/>
+      <w:lvlJc w:val="start"/>
+      <w:pPr>
+        <w:tabs>
+          <w:tab w:val="num" w:pos="1440"/>
+        </w:tabs>
+        <w:ind w:start="1440" w:hanging="360"/>
+      </w:pPr>
+      <w:rPr>
+        <w:rFonts w:ascii="OpenSymbol" w:hAnsi="OpenSymbol" w:cs="OpenSymbol" w:hint="default"/>
+      </w:rPr>
+    </w:lvl>
+    <w:lvl w:ilvl="3">
+      <w:start w:val="1"/>
+      <w:numFmt w:val="bullet"/>
+      <w:lvlText w:val=""/>
+      <w:lvlJc w:val="start"/>
+      <w:pPr>
+        <w:tabs>
+          <w:tab w:val="num" w:pos="1800"/>
+        </w:tabs>
+        <w:ind w:start="1800" w:hanging="360"/>
+      </w:pPr>
+      <w:rPr>
+        <w:rFonts w:ascii="Symbol" w:hAnsi="Symbol" w:cs="Symbol" w:hint="default"/>
+      </w:rPr>
+    </w:lvl>
+    <w:lvl w:ilvl="4">
+      <w:start w:val="1"/>
+      <w:numFmt w:val="bullet"/>
+      <w:lvlText w:val="◦"/>
+      <w:lvlJc w:val="start"/>
+      <w:pPr>
+        <w:tabs>
+          <w:tab w:val="num" w:pos="2160"/>
+        </w:tabs>
+        <w:ind w:start="2160" w:hanging="360"/>
+      </w:pPr>
+      <w:rPr>
+        <w:rFonts w:ascii="OpenSymbol" w:hAnsi="OpenSymbol" w:cs="OpenSymbol" w:hint="default"/>
+      </w:rPr>
+    </w:lvl>
+    <w:lvl w:ilvl="5">
+      <w:start w:val="1"/>
+      <w:numFmt w:val="bullet"/>
+      <w:lvlText w:val="▪"/>
+      <w:lvlJc w:val="start"/>
+      <w:pPr>
+        <w:tabs>
+          <w:tab w:val="num" w:pos="2520"/>
+        </w:tabs>
+        <w:ind w:start="2520" w:hanging="360"/>
+      </w:pPr>
+      <w:rPr>
+        <w:rFonts w:ascii="OpenSymbol" w:hAnsi="OpenSymbol" w:cs="OpenSymbol" w:hint="default"/>
+      </w:rPr>
+    </w:lvl>
+    <w:lvl w:ilvl="6">
+      <w:start w:val="1"/>
+      <w:numFmt w:val="bullet"/>
+      <w:lvlText w:val=""/>
+      <w:lvlJc w:val="start"/>
+      <w:pPr>
+        <w:tabs>
+          <w:tab w:val="num" w:pos="2880"/>
+        </w:tabs>
+        <w:ind w:start="2880" w:hanging="360"/>
+      </w:pPr>
+      <w:rPr>
+        <w:rFonts w:ascii="Symbol" w:hAnsi="Symbol" w:cs="Symbol" w:hint="default"/>
+      </w:rPr>
+    </w:lvl>
+    <w:lvl w:ilvl="7">
+      <w:start w:val="1"/>
+      <w:numFmt w:val="bullet"/>
+      <w:lvlText w:val="◦"/>
+      <w:lvlJc w:val="start"/>
+      <w:pPr>
+        <w:tabs>
+          <w:tab w:val="num" w:pos="3240"/>
+        </w:tabs>
+        <w:ind w:start="3240" w:hanging="360"/>
+      </w:pPr>
+      <w:rPr>
+        <w:rFonts w:ascii="OpenSymbol" w:hAnsi="OpenSymbol" w:cs="OpenSymbol" w:hint="default"/>
+      </w:rPr>
+    </w:lvl>
+    <w:lvl w:ilvl="8">
+      <w:start w:val="1"/>
+      <w:numFmt w:val="bullet"/>
+      <w:lvlText w:val="▪"/>
+      <w:lvlJc w:val="start"/>
+      <w:pPr>
+        <w:tabs>
+          <w:tab w:val="num" w:pos="3600"/>
+        </w:tabs>
+        <w:ind w:start="3600" w:hanging="360"/>
+      </w:pPr>
+      <w:rPr>
+        <w:rFonts w:ascii="OpenSymbol" w:hAnsi="OpenSymbol" w:cs="OpenSymbol" w:hint="default"/>
+      </w:rPr>
+    </w:lvl>
+  </w:abstractNum>
+  <w:abstractNum w:abstractNumId="8">
+    <w:lvl w:ilvl="0">
+      <w:start w:val="1"/>
+      <w:numFmt w:val="bullet"/>
+      <w:lvlText w:val=""/>
+      <w:lvlJc w:val="start"/>
+      <w:pPr>
+        <w:tabs>
+          <w:tab w:val="num" w:pos="720"/>
+        </w:tabs>
+        <w:ind w:start="720" w:hanging="360"/>
+      </w:pPr>
+      <w:rPr>
+        <w:rFonts w:ascii="Symbol" w:hAnsi="Symbol" w:cs="Symbol" w:hint="default"/>
+      </w:rPr>
+    </w:lvl>
+    <w:lvl w:ilvl="1">
+      <w:start w:val="1"/>
+      <w:numFmt w:val="bullet"/>
+      <w:lvlText w:val="◦"/>
+      <w:lvlJc w:val="start"/>
+      <w:pPr>
+        <w:tabs>
+          <w:tab w:val="num" w:pos="1080"/>
+        </w:tabs>
+        <w:ind w:start="1080" w:hanging="360"/>
+      </w:pPr>
+      <w:rPr>
+        <w:rFonts w:ascii="OpenSymbol" w:hAnsi="OpenSymbol" w:cs="OpenSymbol" w:hint="default"/>
+      </w:rPr>
+    </w:lvl>
+    <w:lvl w:ilvl="2">
+      <w:start w:val="1"/>
+      <w:numFmt w:val="bullet"/>
+      <w:lvlText w:val="▪"/>
+      <w:lvlJc w:val="start"/>
+      <w:pPr>
+        <w:tabs>
+          <w:tab w:val="num" w:pos="1440"/>
+        </w:tabs>
+        <w:ind w:start="1440" w:hanging="360"/>
+      </w:pPr>
+      <w:rPr>
+        <w:rFonts w:ascii="OpenSymbol" w:hAnsi="OpenSymbol" w:cs="OpenSymbol" w:hint="default"/>
+      </w:rPr>
+    </w:lvl>
+    <w:lvl w:ilvl="3">
+      <w:start w:val="1"/>
+      <w:numFmt w:val="bullet"/>
+      <w:lvlText w:val=""/>
+      <w:lvlJc w:val="start"/>
+      <w:pPr>
+        <w:tabs>
+          <w:tab w:val="num" w:pos="1800"/>
+        </w:tabs>
+        <w:ind w:start="1800" w:hanging="360"/>
+      </w:pPr>
+      <w:rPr>
+        <w:rFonts w:ascii="Symbol" w:hAnsi="Symbol" w:cs="Symbol" w:hint="default"/>
+      </w:rPr>
+    </w:lvl>
+    <w:lvl w:ilvl="4">
+      <w:start w:val="1"/>
+      <w:numFmt w:val="bullet"/>
+      <w:lvlText w:val="◦"/>
+      <w:lvlJc w:val="start"/>
+      <w:pPr>
+        <w:tabs>
+          <w:tab w:val="num" w:pos="2160"/>
+        </w:tabs>
+        <w:ind w:start="2160" w:hanging="360"/>
+      </w:pPr>
+      <w:rPr>
+        <w:rFonts w:ascii="OpenSymbol" w:hAnsi="OpenSymbol" w:cs="OpenSymbol" w:hint="default"/>
+      </w:rPr>
+    </w:lvl>
+    <w:lvl w:ilvl="5">
+      <w:start w:val="1"/>
+      <w:numFmt w:val="bullet"/>
+      <w:lvlText w:val="▪"/>
+      <w:lvlJc w:val="start"/>
+      <w:pPr>
+        <w:tabs>
+          <w:tab w:val="num" w:pos="2520"/>
+        </w:tabs>
+        <w:ind w:start="2520" w:hanging="360"/>
+      </w:pPr>
+      <w:rPr>
+        <w:rFonts w:ascii="OpenSymbol" w:hAnsi="OpenSymbol" w:cs="OpenSymbol" w:hint="default"/>
+      </w:rPr>
+    </w:lvl>
+    <w:lvl w:ilvl="6">
+      <w:start w:val="1"/>
+      <w:numFmt w:val="bullet"/>
+      <w:lvlText w:val=""/>
+      <w:lvlJc w:val="start"/>
+      <w:pPr>
+        <w:tabs>
+          <w:tab w:val="num" w:pos="2880"/>
+        </w:tabs>
+        <w:ind w:start="2880" w:hanging="360"/>
+      </w:pPr>
+      <w:rPr>
+        <w:rFonts w:ascii="Symbol" w:hAnsi="Symbol" w:cs="Symbol" w:hint="default"/>
+      </w:rPr>
+    </w:lvl>
+    <w:lvl w:ilvl="7">
+      <w:start w:val="1"/>
+      <w:numFmt w:val="bullet"/>
+      <w:lvlText w:val="◦"/>
+      <w:lvlJc w:val="start"/>
+      <w:pPr>
+        <w:tabs>
+          <w:tab w:val="num" w:pos="3240"/>
+        </w:tabs>
+        <w:ind w:start="3240" w:hanging="360"/>
+      </w:pPr>
+      <w:rPr>
+        <w:rFonts w:ascii="OpenSymbol" w:hAnsi="OpenSymbol" w:cs="OpenSymbol" w:hint="default"/>
+      </w:rPr>
+    </w:lvl>
+    <w:lvl w:ilvl="8">
+      <w:start w:val="1"/>
+      <w:numFmt w:val="bullet"/>
+      <w:lvlText w:val="▪"/>
+      <w:lvlJc w:val="start"/>
+      <w:pPr>
+        <w:tabs>
+          <w:tab w:val="num" w:pos="3600"/>
+        </w:tabs>
+        <w:ind w:start="3600" w:hanging="360"/>
+      </w:pPr>
+      <w:rPr>
+        <w:rFonts w:ascii="OpenSymbol" w:hAnsi="OpenSymbol" w:cs="OpenSymbol" w:hint="default"/>
+      </w:rPr>
+    </w:lvl>
+  </w:abstractNum>
+  <w:abstractNum w:abstractNumId="9">
     <w:lvl w:ilvl="0">
       <w:start w:val="1"/>
       <w:numFmt w:val="none"/>
@@ -2238,6 +2868,12 @@
   <w:num w:numId="7">
     <w:abstractNumId w:val="7"/>
   </w:num>
+  <w:num w:numId="8">
+    <w:abstractNumId w:val="8"/>
+  </w:num>
+  <w:num w:numId="9">
+    <w:abstractNumId w:val="9"/>
+  </w:num>
 </w:numbering>
 </file>
 
@@ -2278,8 +2914,8 @@
       <w:lang w:val="en-US" w:eastAsia="zh-CN" w:bidi="hi-IN"/>
     </w:rPr>
   </w:style>
-  <w:style w:type="character" w:styleId="Bulletsuser">
-    <w:name w:val="Bullets (user)"/>
+  <w:style w:type="character" w:styleId="Bullets">
+    <w:name w:val="Bullets"/>
     <w:qFormat/>
     <w:rPr>
       <w:rFonts w:ascii="OpenSymbol" w:hAnsi="OpenSymbol" w:eastAsia="OpenSymbol" w:cs="OpenSymbol"/>
@@ -2290,8 +2926,8 @@
     <w:qFormat/>
     <w:rPr/>
   </w:style>
-  <w:style w:type="character" w:styleId="Bullets">
-    <w:name w:val="Bullets"/>
+  <w:style w:type="character" w:styleId="Bulletsuser">
+    <w:name w:val="Bullets (user)"/>
     <w:qFormat/>
     <w:rPr>
       <w:rFonts w:ascii="OpenSymbol" w:hAnsi="OpenSymbol" w:eastAsia="OpenSymbol" w:cs="OpenSymbol"/>

--- a/angol12.docx
+++ b/angol12.docx
@@ -1387,36 +1387,431 @@
     <w:p>
       <w:pPr>
         <w:pStyle w:val="Normal"/>
-        <w:bidi w:val="0"/>
-        <w:jc w:val="start"/>
-        <w:rPr>
-          <w:b w:val="false"/>
-          <w:bCs w:val="false"/>
-        </w:rPr>
-      </w:pPr>
-      <w:r>
-        <w:rPr>
-          <w:b w:val="false"/>
-          <w:bCs w:val="false"/>
-        </w:rPr>
-      </w:r>
-    </w:p>
-    <w:p>
-      <w:pPr>
-        <w:pStyle w:val="Normal"/>
-        <w:bidi w:val="0"/>
-        <w:jc w:val="start"/>
-        <w:rPr>
-          <w:b w:val="false"/>
-          <w:bCs w:val="false"/>
-        </w:rPr>
-      </w:pPr>
-      <w:r>
-        <w:rPr>
-          <w:b w:val="false"/>
-          <w:bCs w:val="false"/>
-        </w:rPr>
-        <w:t>nat 2020 task 1</w:t>
+        <w:numPr>
+          <w:ilvl w:val="0"/>
+          <w:numId w:val="7"/>
+        </w:numPr>
+        <w:bidi w:val="0"/>
+        <w:jc w:val="start"/>
+        <w:rPr>
+          <w:b w:val="false"/>
+          <w:bCs w:val="false"/>
+        </w:rPr>
+      </w:pPr>
+      <w:r>
+        <w:rPr>
+          <w:b w:val="false"/>
+          <w:bCs w:val="false"/>
+        </w:rPr>
+        <w:t>weekly shopping</w:t>
+      </w:r>
+    </w:p>
+    <w:p>
+      <w:pPr>
+        <w:pStyle w:val="Normal"/>
+        <w:numPr>
+          <w:ilvl w:val="1"/>
+          <w:numId w:val="7"/>
+        </w:numPr>
+        <w:bidi w:val="0"/>
+        <w:jc w:val="start"/>
+        <w:rPr>
+          <w:b w:val="false"/>
+          <w:bCs w:val="false"/>
+        </w:rPr>
+      </w:pPr>
+      <w:r>
+        <w:rPr>
+          <w:b w:val="false"/>
+          <w:bCs w:val="false"/>
+        </w:rPr>
+        <w:t>supermarket</w:t>
+      </w:r>
+    </w:p>
+    <w:p>
+      <w:pPr>
+        <w:pStyle w:val="Normal"/>
+        <w:numPr>
+          <w:ilvl w:val="1"/>
+          <w:numId w:val="7"/>
+        </w:numPr>
+        <w:bidi w:val="0"/>
+        <w:jc w:val="start"/>
+        <w:rPr>
+          <w:b w:val="false"/>
+          <w:bCs w:val="false"/>
+        </w:rPr>
+      </w:pPr>
+      <w:r>
+        <w:rPr>
+          <w:b w:val="false"/>
+          <w:bCs w:val="false"/>
+        </w:rPr>
+        <w:t>for bigger amount of</w:t>
+      </w:r>
+    </w:p>
+    <w:p>
+      <w:pPr>
+        <w:pStyle w:val="Normal"/>
+        <w:numPr>
+          <w:ilvl w:val="1"/>
+          <w:numId w:val="7"/>
+        </w:numPr>
+        <w:bidi w:val="0"/>
+        <w:jc w:val="start"/>
+        <w:rPr>
+          <w:b w:val="false"/>
+          <w:bCs w:val="false"/>
+        </w:rPr>
+      </w:pPr>
+      <w:r>
+        <w:rPr>
+          <w:b w:val="false"/>
+          <w:bCs w:val="false"/>
+        </w:rPr>
+        <w:t>carton of milk</w:t>
+      </w:r>
+    </w:p>
+    <w:p>
+      <w:pPr>
+        <w:pStyle w:val="Normal"/>
+        <w:numPr>
+          <w:ilvl w:val="1"/>
+          <w:numId w:val="7"/>
+        </w:numPr>
+        <w:bidi w:val="0"/>
+        <w:jc w:val="start"/>
+        <w:rPr>
+          <w:b w:val="false"/>
+          <w:bCs w:val="false"/>
+        </w:rPr>
+      </w:pPr>
+      <w:r>
+        <w:rPr>
+          <w:b w:val="false"/>
+          <w:bCs w:val="false"/>
+        </w:rPr>
+        <w:t>mineral water</w:t>
+      </w:r>
+    </w:p>
+    <w:p>
+      <w:pPr>
+        <w:pStyle w:val="Normal"/>
+        <w:numPr>
+          <w:ilvl w:val="1"/>
+          <w:numId w:val="7"/>
+        </w:numPr>
+        <w:bidi w:val="0"/>
+        <w:jc w:val="start"/>
+        <w:rPr>
+          <w:b w:val="false"/>
+          <w:bCs w:val="false"/>
+        </w:rPr>
+      </w:pPr>
+      <w:r>
+        <w:rPr>
+          <w:b w:val="false"/>
+          <w:bCs w:val="false"/>
+        </w:rPr>
+        <w:t>meat</w:t>
+      </w:r>
+    </w:p>
+    <w:p>
+      <w:pPr>
+        <w:pStyle w:val="Normal"/>
+        <w:numPr>
+          <w:ilvl w:val="1"/>
+          <w:numId w:val="7"/>
+        </w:numPr>
+        <w:bidi w:val="0"/>
+        <w:jc w:val="start"/>
+        <w:rPr>
+          <w:b w:val="false"/>
+          <w:bCs w:val="false"/>
+        </w:rPr>
+      </w:pPr>
+      <w:r>
+        <w:rPr>
+          <w:b w:val="false"/>
+          <w:bCs w:val="false"/>
+        </w:rPr>
+        <w:t>fruits, vegetables</w:t>
+      </w:r>
+    </w:p>
+    <w:p>
+      <w:pPr>
+        <w:pStyle w:val="Normal"/>
+        <w:numPr>
+          <w:ilvl w:val="1"/>
+          <w:numId w:val="7"/>
+        </w:numPr>
+        <w:bidi w:val="0"/>
+        <w:jc w:val="start"/>
+        <w:rPr>
+          <w:b w:val="false"/>
+          <w:bCs w:val="false"/>
+        </w:rPr>
+      </w:pPr>
+      <w:r>
+        <w:rPr>
+          <w:b w:val="false"/>
+          <w:bCs w:val="false"/>
+        </w:rPr>
+        <w:t>toiletries</w:t>
+      </w:r>
+    </w:p>
+    <w:p>
+      <w:pPr>
+        <w:pStyle w:val="Normal"/>
+        <w:numPr>
+          <w:ilvl w:val="0"/>
+          <w:numId w:val="7"/>
+        </w:numPr>
+        <w:bidi w:val="0"/>
+        <w:jc w:val="start"/>
+        <w:rPr>
+          <w:b w:val="false"/>
+          <w:bCs w:val="false"/>
+        </w:rPr>
+      </w:pPr>
+      <w:r>
+        <w:rPr>
+          <w:b w:val="false"/>
+          <w:bCs w:val="false"/>
+        </w:rPr>
+        <w:t>daily shopping</w:t>
+      </w:r>
+    </w:p>
+    <w:p>
+      <w:pPr>
+        <w:pStyle w:val="Normal"/>
+        <w:numPr>
+          <w:ilvl w:val="1"/>
+          <w:numId w:val="7"/>
+        </w:numPr>
+        <w:bidi w:val="0"/>
+        <w:jc w:val="start"/>
+        <w:rPr>
+          <w:b w:val="false"/>
+          <w:bCs w:val="false"/>
+        </w:rPr>
+      </w:pPr>
+      <w:r>
+        <w:rPr>
+          <w:b w:val="false"/>
+          <w:bCs w:val="false"/>
+        </w:rPr>
+        <w:t>bread, rolls</w:t>
+      </w:r>
+    </w:p>
+    <w:p>
+      <w:pPr>
+        <w:pStyle w:val="Normal"/>
+        <w:numPr>
+          <w:ilvl w:val="1"/>
+          <w:numId w:val="7"/>
+        </w:numPr>
+        <w:bidi w:val="0"/>
+        <w:jc w:val="start"/>
+        <w:rPr>
+          <w:b w:val="false"/>
+          <w:bCs w:val="false"/>
+        </w:rPr>
+      </w:pPr>
+      <w:r>
+        <w:rPr>
+          <w:b w:val="false"/>
+          <w:bCs w:val="false"/>
+        </w:rPr>
+        <w:t>dairy products</w:t>
+      </w:r>
+    </w:p>
+    <w:p>
+      <w:pPr>
+        <w:pStyle w:val="Normal"/>
+        <w:numPr>
+          <w:ilvl w:val="1"/>
+          <w:numId w:val="7"/>
+        </w:numPr>
+        <w:bidi w:val="0"/>
+        <w:jc w:val="start"/>
+        <w:rPr>
+          <w:b w:val="false"/>
+          <w:bCs w:val="false"/>
+        </w:rPr>
+      </w:pPr>
+      <w:r>
+        <w:rPr>
+          <w:b w:val="false"/>
+          <w:bCs w:val="false"/>
+        </w:rPr>
+        <w:t>cold cuts</w:t>
+      </w:r>
+    </w:p>
+    <w:p>
+      <w:pPr>
+        <w:pStyle w:val="Normal"/>
+        <w:numPr>
+          <w:ilvl w:val="0"/>
+          <w:numId w:val="7"/>
+        </w:numPr>
+        <w:bidi w:val="0"/>
+        <w:jc w:val="start"/>
+        <w:rPr>
+          <w:b w:val="false"/>
+          <w:bCs w:val="false"/>
+        </w:rPr>
+      </w:pPr>
+      <w:r>
+        <w:rPr>
+          <w:b w:val="false"/>
+          <w:bCs w:val="false"/>
+        </w:rPr>
+        <w:t>take a trolley</w:t>
+      </w:r>
+    </w:p>
+    <w:p>
+      <w:pPr>
+        <w:pStyle w:val="Normal"/>
+        <w:numPr>
+          <w:ilvl w:val="1"/>
+          <w:numId w:val="7"/>
+        </w:numPr>
+        <w:bidi w:val="0"/>
+        <w:jc w:val="start"/>
+        <w:rPr>
+          <w:b w:val="false"/>
+          <w:bCs w:val="false"/>
+        </w:rPr>
+      </w:pPr>
+      <w:r>
+        <w:rPr>
+          <w:b w:val="false"/>
+          <w:bCs w:val="false"/>
+        </w:rPr>
+        <w:t>fill it up</w:t>
+      </w:r>
+    </w:p>
+    <w:p>
+      <w:pPr>
+        <w:pStyle w:val="Normal"/>
+        <w:numPr>
+          <w:ilvl w:val="1"/>
+          <w:numId w:val="7"/>
+        </w:numPr>
+        <w:bidi w:val="0"/>
+        <w:jc w:val="start"/>
+        <w:rPr>
+          <w:b w:val="false"/>
+          <w:bCs w:val="false"/>
+        </w:rPr>
+      </w:pPr>
+      <w:r>
+        <w:rPr>
+          <w:b w:val="false"/>
+          <w:bCs w:val="false"/>
+        </w:rPr>
+        <w:t>we go to the cashier’s</w:t>
+      </w:r>
+    </w:p>
+    <w:p>
+      <w:pPr>
+        <w:pStyle w:val="Normal"/>
+        <w:bidi w:val="0"/>
+        <w:jc w:val="start"/>
+        <w:rPr>
+          <w:b w:val="false"/>
+          <w:bCs w:val="false"/>
+        </w:rPr>
+      </w:pPr>
+      <w:r>
+        <w:rPr>
+          <w:b w:val="false"/>
+          <w:bCs w:val="false"/>
+        </w:rPr>
+      </w:r>
+    </w:p>
+    <w:p>
+      <w:pPr>
+        <w:pStyle w:val="Normal"/>
+        <w:bidi w:val="0"/>
+        <w:jc w:val="start"/>
+        <w:rPr>
+          <w:b w:val="false"/>
+          <w:bCs w:val="false"/>
+        </w:rPr>
+      </w:pPr>
+      <w:r>
+        <w:rPr>
+          <w:b w:val="false"/>
+          <w:bCs w:val="false"/>
+        </w:rPr>
+      </w:r>
+    </w:p>
+    <w:p>
+      <w:pPr>
+        <w:pStyle w:val="Normal"/>
+        <w:bidi w:val="0"/>
+        <w:jc w:val="start"/>
+        <w:rPr>
+          <w:b w:val="false"/>
+          <w:bCs w:val="false"/>
+        </w:rPr>
+      </w:pPr>
+      <w:r>
+        <w:rPr>
+          <w:b w:val="false"/>
+          <w:bCs w:val="false"/>
+        </w:rPr>
+      </w:r>
+    </w:p>
+    <w:p>
+      <w:pPr>
+        <w:pStyle w:val="Normal"/>
+        <w:bidi w:val="0"/>
+        <w:jc w:val="start"/>
+        <w:rPr>
+          <w:b w:val="false"/>
+          <w:bCs w:val="false"/>
+        </w:rPr>
+      </w:pPr>
+      <w:r>
+        <w:rPr>
+          <w:b w:val="false"/>
+          <w:bCs w:val="false"/>
+        </w:rPr>
+      </w:r>
+    </w:p>
+    <w:p>
+      <w:pPr>
+        <w:pStyle w:val="Normal"/>
+        <w:bidi w:val="0"/>
+        <w:jc w:val="start"/>
+        <w:rPr>
+          <w:b w:val="false"/>
+          <w:bCs w:val="false"/>
+        </w:rPr>
+      </w:pPr>
+      <w:r>
+        <w:rPr>
+          <w:b w:val="false"/>
+          <w:bCs w:val="false"/>
+        </w:rPr>
+        <w:t xml:space="preserve">nat 2020 </w:t>
+      </w:r>
+      <w:r>
+        <w:rPr>
+          <w:b w:val="false"/>
+          <w:bCs w:val="false"/>
+        </w:rPr>
+        <w:t xml:space="preserve">56 </w:t>
+      </w:r>
+      <w:r>
+        <w:rPr>
+          <w:b w:val="false"/>
+          <w:bCs w:val="false"/>
+        </w:rPr>
+        <w:t>task 1</w:t>
       </w:r>
     </w:p>
     <w:p>
@@ -1428,17 +1823,28 @@
         </w:numPr>
         <w:bidi w:val="0"/>
         <w:jc w:val="start"/>
-        <w:rPr>
-          <w:b w:val="false"/>
-          <w:bCs w:val="false"/>
-        </w:rPr>
-      </w:pPr>
-      <w:r>
-        <w:rPr>
-          <w:b w:val="false"/>
-          <w:bCs w:val="false"/>
-        </w:rPr>
-        <w:t>differences smells sights colors</w:t>
+        <w:rPr/>
+      </w:pPr>
+      <w:r>
+        <w:rPr>
+          <w:b w:val="false"/>
+          <w:bCs w:val="false"/>
+        </w:rPr>
+        <w:t xml:space="preserve">differences </w:t>
+      </w:r>
+      <w:r>
+        <w:rPr>
+          <w:b w:val="false"/>
+          <w:bCs w:val="false"/>
+        </w:rPr>
+        <w:t>culture</w:t>
+      </w:r>
+      <w:r>
+        <w:rPr>
+          <w:b w:val="false"/>
+          <w:bCs w:val="false"/>
+        </w:rPr>
+        <w:t xml:space="preserve"> smells sights colors </w:t>
       </w:r>
     </w:p>
     <w:p>
@@ -1450,10 +1856,7 @@
         </w:numPr>
         <w:bidi w:val="0"/>
         <w:jc w:val="start"/>
-        <w:rPr>
-          <w:b w:val="false"/>
-          <w:bCs w:val="false"/>
-        </w:rPr>
+        <w:rPr/>
       </w:pPr>
       <w:r>
         <w:rPr>
@@ -1472,17 +1875,14 @@
         </w:numPr>
         <w:bidi w:val="0"/>
         <w:jc w:val="start"/>
-        <w:rPr>
-          <w:b w:val="false"/>
-          <w:bCs w:val="false"/>
-        </w:rPr>
-      </w:pPr>
-      <w:r>
-        <w:rPr>
-          <w:b w:val="false"/>
-          <w:bCs w:val="false"/>
-        </w:rPr>
-        <w:t>idk</w:t>
+        <w:rPr/>
+      </w:pPr>
+      <w:r>
+        <w:rPr>
+          <w:b w:val="false"/>
+          <w:bCs w:val="false"/>
+        </w:rPr>
+        <w:t>The golden triangle</w:t>
       </w:r>
     </w:p>
     <w:p>
@@ -1494,10 +1894,7 @@
         </w:numPr>
         <w:bidi w:val="0"/>
         <w:jc w:val="start"/>
-        <w:rPr>
-          <w:b w:val="false"/>
-          <w:bCs w:val="false"/>
-        </w:rPr>
+        <w:rPr/>
       </w:pPr>
       <w:r>
         <w:rPr>
@@ -1516,10 +1913,7 @@
         </w:numPr>
         <w:bidi w:val="0"/>
         <w:jc w:val="start"/>
-        <w:rPr>
-          <w:b w:val="false"/>
-          <w:bCs w:val="false"/>
-        </w:rPr>
+        <w:rPr/>
       </w:pPr>
       <w:r>
         <w:rPr>
@@ -1538,17 +1932,28 @@
         </w:numPr>
         <w:bidi w:val="0"/>
         <w:jc w:val="start"/>
-        <w:rPr>
-          <w:b w:val="false"/>
-          <w:bCs w:val="false"/>
-        </w:rPr>
-      </w:pPr>
-      <w:r>
-        <w:rPr>
-          <w:b w:val="false"/>
-          <w:bCs w:val="false"/>
-        </w:rPr>
-        <w:t>sunrise</w:t>
+        <w:rPr/>
+      </w:pPr>
+      <w:r>
+        <w:rPr>
+          <w:b w:val="false"/>
+          <w:bCs w:val="false"/>
+        </w:rPr>
+        <w:t xml:space="preserve">at </w:t>
+      </w:r>
+      <w:r>
+        <w:rPr>
+          <w:b w:val="false"/>
+          <w:bCs w:val="false"/>
+        </w:rPr>
+        <w:t xml:space="preserve">sunrise / </w:t>
+      </w:r>
+      <w:r>
+        <w:rPr>
+          <w:b w:val="false"/>
+          <w:bCs w:val="false"/>
+        </w:rPr>
+        <w:t>dawn</w:t>
       </w:r>
     </w:p>
     <w:p>
@@ -1560,10 +1965,7 @@
         </w:numPr>
         <w:bidi w:val="0"/>
         <w:jc w:val="start"/>
-        <w:rPr>
-          <w:b w:val="false"/>
-          <w:bCs w:val="false"/>
-        </w:rPr>
+        <w:rPr/>
       </w:pPr>
       <w:r>
         <w:rPr>
@@ -1582,10 +1984,7 @@
         </w:numPr>
         <w:bidi w:val="0"/>
         <w:jc w:val="start"/>
-        <w:rPr>
-          <w:b w:val="false"/>
-          <w:bCs w:val="false"/>
-        </w:rPr>
+        <w:rPr/>
       </w:pPr>
       <w:r>
         <w:rPr>
@@ -1614,7 +2013,56 @@
           <w:b w:val="false"/>
           <w:bCs w:val="false"/>
         </w:rPr>
-        <w:t>1700 pound including return flight accommodation</w:t>
+        <w:t>1700 pound</w:t>
+      </w:r>
+      <w:r>
+        <w:rPr>
+          <w:b w:val="false"/>
+          <w:bCs w:val="false"/>
+        </w:rPr>
+        <w:t>s</w:t>
+      </w:r>
+      <w:r>
+        <w:rPr>
+          <w:b w:val="false"/>
+          <w:bCs w:val="false"/>
+        </w:rPr>
+        <w:t xml:space="preserve"> including return flight accommodation</w:t>
+      </w:r>
+    </w:p>
+    <w:p>
+      <w:pPr>
+        <w:pStyle w:val="Normal"/>
+        <w:bidi w:val="0"/>
+        <w:jc w:val="start"/>
+        <w:rPr>
+          <w:b w:val="false"/>
+          <w:bCs w:val="false"/>
+        </w:rPr>
+      </w:pPr>
+      <w:r>
+        <w:rPr>
+          <w:b w:val="false"/>
+          <w:bCs w:val="false"/>
+        </w:rPr>
+      </w:r>
+    </w:p>
+    <w:p>
+      <w:pPr>
+        <w:pStyle w:val="Normal"/>
+        <w:bidi w:val="0"/>
+        <w:jc w:val="start"/>
+        <w:rPr>
+          <w:b w:val="false"/>
+          <w:bCs w:val="false"/>
+        </w:rPr>
+      </w:pPr>
+      <w:r>
+        <w:rPr>
+          <w:b w:val="false"/>
+          <w:bCs w:val="false"/>
+        </w:rPr>
+        <w:t>matura 86-87 idézzük fel a boltok neveit</w:t>
       </w:r>
     </w:p>
     <w:sectPr>
@@ -2594,8 +3042,8 @@
   <w:abstractNum w:abstractNumId="8">
     <w:lvl w:ilvl="0">
       <w:start w:val="1"/>
-      <w:numFmt w:val="bullet"/>
-      <w:lvlText w:val=""/>
+      <w:numFmt w:val="decimal"/>
+      <w:lvlText w:val="%1."/>
       <w:lvlJc w:val="start"/>
       <w:pPr>
         <w:tabs>
@@ -2603,14 +3051,12 @@
         </w:tabs>
         <w:ind w:start="720" w:hanging="360"/>
       </w:pPr>
-      <w:rPr>
-        <w:rFonts w:ascii="Symbol" w:hAnsi="Symbol" w:cs="Symbol" w:hint="default"/>
-      </w:rPr>
+      <w:rPr/>
     </w:lvl>
     <w:lvl w:ilvl="1">
       <w:start w:val="1"/>
-      <w:numFmt w:val="bullet"/>
-      <w:lvlText w:val="◦"/>
+      <w:numFmt w:val="decimal"/>
+      <w:lvlText w:val="%2."/>
       <w:lvlJc w:val="start"/>
       <w:pPr>
         <w:tabs>
@@ -2618,14 +3064,12 @@
         </w:tabs>
         <w:ind w:start="1080" w:hanging="360"/>
       </w:pPr>
-      <w:rPr>
-        <w:rFonts w:ascii="OpenSymbol" w:hAnsi="OpenSymbol" w:cs="OpenSymbol" w:hint="default"/>
-      </w:rPr>
+      <w:rPr/>
     </w:lvl>
     <w:lvl w:ilvl="2">
       <w:start w:val="1"/>
-      <w:numFmt w:val="bullet"/>
-      <w:lvlText w:val="▪"/>
+      <w:numFmt w:val="decimal"/>
+      <w:lvlText w:val="%3."/>
       <w:lvlJc w:val="start"/>
       <w:pPr>
         <w:tabs>
@@ -2633,14 +3077,12 @@
         </w:tabs>
         <w:ind w:start="1440" w:hanging="360"/>
       </w:pPr>
-      <w:rPr>
-        <w:rFonts w:ascii="OpenSymbol" w:hAnsi="OpenSymbol" w:cs="OpenSymbol" w:hint="default"/>
-      </w:rPr>
+      <w:rPr/>
     </w:lvl>
     <w:lvl w:ilvl="3">
       <w:start w:val="1"/>
-      <w:numFmt w:val="bullet"/>
-      <w:lvlText w:val=""/>
+      <w:numFmt w:val="decimal"/>
+      <w:lvlText w:val="%4."/>
       <w:lvlJc w:val="start"/>
       <w:pPr>
         <w:tabs>
@@ -2648,14 +3090,12 @@
         </w:tabs>
         <w:ind w:start="1800" w:hanging="360"/>
       </w:pPr>
-      <w:rPr>
-        <w:rFonts w:ascii="Symbol" w:hAnsi="Symbol" w:cs="Symbol" w:hint="default"/>
-      </w:rPr>
+      <w:rPr/>
     </w:lvl>
     <w:lvl w:ilvl="4">
       <w:start w:val="1"/>
-      <w:numFmt w:val="bullet"/>
-      <w:lvlText w:val="◦"/>
+      <w:numFmt w:val="decimal"/>
+      <w:lvlText w:val="%5."/>
       <w:lvlJc w:val="start"/>
       <w:pPr>
         <w:tabs>
@@ -2663,14 +3103,12 @@
         </w:tabs>
         <w:ind w:start="2160" w:hanging="360"/>
       </w:pPr>
-      <w:rPr>
-        <w:rFonts w:ascii="OpenSymbol" w:hAnsi="OpenSymbol" w:cs="OpenSymbol" w:hint="default"/>
-      </w:rPr>
+      <w:rPr/>
     </w:lvl>
     <w:lvl w:ilvl="5">
       <w:start w:val="1"/>
-      <w:numFmt w:val="bullet"/>
-      <w:lvlText w:val="▪"/>
+      <w:numFmt w:val="decimal"/>
+      <w:lvlText w:val="%6."/>
       <w:lvlJc w:val="start"/>
       <w:pPr>
         <w:tabs>
@@ -2678,14 +3116,12 @@
         </w:tabs>
         <w:ind w:start="2520" w:hanging="360"/>
       </w:pPr>
-      <w:rPr>
-        <w:rFonts w:ascii="OpenSymbol" w:hAnsi="OpenSymbol" w:cs="OpenSymbol" w:hint="default"/>
-      </w:rPr>
+      <w:rPr/>
     </w:lvl>
     <w:lvl w:ilvl="6">
       <w:start w:val="1"/>
-      <w:numFmt w:val="bullet"/>
-      <w:lvlText w:val=""/>
+      <w:numFmt w:val="decimal"/>
+      <w:lvlText w:val="%7."/>
       <w:lvlJc w:val="start"/>
       <w:pPr>
         <w:tabs>
@@ -2693,14 +3129,12 @@
         </w:tabs>
         <w:ind w:start="2880" w:hanging="360"/>
       </w:pPr>
-      <w:rPr>
-        <w:rFonts w:ascii="Symbol" w:hAnsi="Symbol" w:cs="Symbol" w:hint="default"/>
-      </w:rPr>
+      <w:rPr/>
     </w:lvl>
     <w:lvl w:ilvl="7">
       <w:start w:val="1"/>
-      <w:numFmt w:val="bullet"/>
-      <w:lvlText w:val="◦"/>
+      <w:numFmt w:val="decimal"/>
+      <w:lvlText w:val="%8."/>
       <w:lvlJc w:val="start"/>
       <w:pPr>
         <w:tabs>
@@ -2708,14 +3142,12 @@
         </w:tabs>
         <w:ind w:start="3240" w:hanging="360"/>
       </w:pPr>
-      <w:rPr>
-        <w:rFonts w:ascii="OpenSymbol" w:hAnsi="OpenSymbol" w:cs="OpenSymbol" w:hint="default"/>
-      </w:rPr>
+      <w:rPr/>
     </w:lvl>
     <w:lvl w:ilvl="8">
       <w:start w:val="1"/>
-      <w:numFmt w:val="bullet"/>
-      <w:lvlText w:val="▪"/>
+      <w:numFmt w:val="decimal"/>
+      <w:lvlText w:val="%9."/>
       <w:lvlJc w:val="start"/>
       <w:pPr>
         <w:tabs>
@@ -2723,9 +3155,7 @@
         </w:tabs>
         <w:ind w:start="3600" w:hanging="360"/>
       </w:pPr>
-      <w:rPr>
-        <w:rFonts w:ascii="OpenSymbol" w:hAnsi="OpenSymbol" w:cs="OpenSymbol" w:hint="default"/>
-      </w:rPr>
+      <w:rPr/>
     </w:lvl>
   </w:abstractNum>
   <w:abstractNum w:abstractNumId="9">
@@ -2914,8 +3344,8 @@
       <w:lang w:val="en-US" w:eastAsia="zh-CN" w:bidi="hi-IN"/>
     </w:rPr>
   </w:style>
-  <w:style w:type="character" w:styleId="Bullets">
-    <w:name w:val="Bullets"/>
+  <w:style w:type="character" w:styleId="Bulletsuser">
+    <w:name w:val="Bullets (user)"/>
     <w:qFormat/>
     <w:rPr>
       <w:rFonts w:ascii="OpenSymbol" w:hAnsi="OpenSymbol" w:eastAsia="OpenSymbol" w:cs="OpenSymbol"/>
@@ -2926,8 +3356,8 @@
     <w:qFormat/>
     <w:rPr/>
   </w:style>
-  <w:style w:type="character" w:styleId="Bulletsuser">
-    <w:name w:val="Bullets (user)"/>
+  <w:style w:type="character" w:styleId="Bullets">
+    <w:name w:val="Bullets"/>
     <w:qFormat/>
     <w:rPr>
       <w:rFonts w:ascii="OpenSymbol" w:hAnsi="OpenSymbol" w:eastAsia="OpenSymbol" w:cs="OpenSymbol"/>

--- a/angol12.docx
+++ b/angol12.docx
@@ -11,6 +11,39 @@
       </w:pPr>
       <w:r>
         <w:rPr/>
+      </w:r>
+    </w:p>
+    <w:p>
+      <w:pPr>
+        <w:pStyle w:val="Normal"/>
+        <w:bidi w:val="0"/>
+        <w:jc w:val="start"/>
+        <w:rPr/>
+      </w:pPr>
+      <w:r>
+        <w:rPr/>
+      </w:r>
+    </w:p>
+    <w:p>
+      <w:pPr>
+        <w:pStyle w:val="Normal"/>
+        <w:bidi w:val="0"/>
+        <w:jc w:val="start"/>
+        <w:rPr/>
+      </w:pPr>
+      <w:r>
+        <w:rPr/>
+      </w:r>
+    </w:p>
+    <w:p>
+      <w:pPr>
+        <w:pStyle w:val="Normal"/>
+        <w:bidi w:val="0"/>
+        <w:jc w:val="start"/>
+        <w:rPr/>
+      </w:pPr>
+      <w:r>
+        <w:rPr/>
         <w:t>Why do people travel abroad 5-6 sentences.</w:t>
       </w:r>
     </w:p>
@@ -1797,21 +1830,7 @@
           <w:b w:val="false"/>
           <w:bCs w:val="false"/>
         </w:rPr>
-        <w:t xml:space="preserve">nat 2020 </w:t>
-      </w:r>
-      <w:r>
-        <w:rPr>
-          <w:b w:val="false"/>
-          <w:bCs w:val="false"/>
-        </w:rPr>
-        <w:t xml:space="preserve">56 </w:t>
-      </w:r>
-      <w:r>
-        <w:rPr>
-          <w:b w:val="false"/>
-          <w:bCs w:val="false"/>
-        </w:rPr>
-        <w:t>task 1</w:t>
+        <w:t>nat 2020 56 task 1</w:t>
       </w:r>
     </w:p>
     <w:p>
@@ -1830,21 +1849,7 @@
           <w:b w:val="false"/>
           <w:bCs w:val="false"/>
         </w:rPr>
-        <w:t xml:space="preserve">differences </w:t>
-      </w:r>
-      <w:r>
-        <w:rPr>
-          <w:b w:val="false"/>
-          <w:bCs w:val="false"/>
-        </w:rPr>
-        <w:t>culture</w:t>
-      </w:r>
-      <w:r>
-        <w:rPr>
-          <w:b w:val="false"/>
-          <w:bCs w:val="false"/>
-        </w:rPr>
-        <w:t xml:space="preserve"> smells sights colors </w:t>
+        <w:t xml:space="preserve">differences culture smells sights colors </w:t>
       </w:r>
     </w:p>
     <w:p>
@@ -1939,21 +1944,7 @@
           <w:b w:val="false"/>
           <w:bCs w:val="false"/>
         </w:rPr>
-        <w:t xml:space="preserve">at </w:t>
-      </w:r>
-      <w:r>
-        <w:rPr>
-          <w:b w:val="false"/>
-          <w:bCs w:val="false"/>
-        </w:rPr>
-        <w:t xml:space="preserve">sunrise / </w:t>
-      </w:r>
-      <w:r>
-        <w:rPr>
-          <w:b w:val="false"/>
-          <w:bCs w:val="false"/>
-        </w:rPr>
-        <w:t>dawn</w:t>
+        <w:t>at sunrise / dawn</w:t>
       </w:r>
     </w:p>
     <w:p>
@@ -2013,21 +2004,7 @@
           <w:b w:val="false"/>
           <w:bCs w:val="false"/>
         </w:rPr>
-        <w:t>1700 pound</w:t>
-      </w:r>
-      <w:r>
-        <w:rPr>
-          <w:b w:val="false"/>
-          <w:bCs w:val="false"/>
-        </w:rPr>
-        <w:t>s</w:t>
-      </w:r>
-      <w:r>
-        <w:rPr>
-          <w:b w:val="false"/>
-          <w:bCs w:val="false"/>
-        </w:rPr>
-        <w:t xml:space="preserve"> including return flight accommodation</w:t>
+        <w:t>1700 pounds including return flight accommodation</w:t>
       </w:r>
     </w:p>
     <w:p>
@@ -2063,6 +2040,553 @@
           <w:bCs w:val="false"/>
         </w:rPr>
         <w:t>matura 86-87 idézzük fel a boltok neveit</w:t>
+      </w:r>
+    </w:p>
+    <w:p>
+      <w:pPr>
+        <w:pStyle w:val="Normal"/>
+        <w:bidi w:val="0"/>
+        <w:jc w:val="start"/>
+        <w:rPr>
+          <w:b w:val="false"/>
+          <w:bCs w:val="false"/>
+        </w:rPr>
+      </w:pPr>
+      <w:r>
+        <w:rPr>
+          <w:b w:val="false"/>
+          <w:bCs w:val="false"/>
+        </w:rPr>
+      </w:r>
+    </w:p>
+    <w:tbl>
+      <w:tblPr>
+        <w:tblW w:w="5000" w:type="pct"/>
+        <w:jc w:val="start"/>
+        <w:tblInd w:w="-5" w:type="dxa"/>
+        <w:tblLayout w:type="fixed"/>
+        <w:tblCellMar>
+          <w:top w:w="55" w:type="dxa"/>
+          <w:start w:w="55" w:type="dxa"/>
+          <w:bottom w:w="55" w:type="dxa"/>
+          <w:end w:w="55" w:type="dxa"/>
+        </w:tblCellMar>
+      </w:tblPr>
+      <w:tblGrid>
+        <w:gridCol w:w="4818"/>
+        <w:gridCol w:w="4820"/>
+      </w:tblGrid>
+      <w:tr>
+        <w:trPr/>
+        <w:tc>
+          <w:tcPr>
+            <w:tcW w:w="4818" w:type="dxa"/>
+            <w:tcBorders>
+              <w:top w:val="single" w:sz="4" w:space="0" w:color="000000"/>
+              <w:start w:val="single" w:sz="4" w:space="0" w:color="000000"/>
+              <w:bottom w:val="single" w:sz="4" w:space="0" w:color="000000"/>
+            </w:tcBorders>
+          </w:tcPr>
+          <w:p>
+            <w:pPr>
+              <w:pStyle w:val="TableContents"/>
+              <w:rPr/>
+            </w:pPr>
+            <w:r>
+              <w:rPr/>
+              <w:t xml:space="preserve">Little </w:t>
+            </w:r>
+          </w:p>
+        </w:tc>
+        <w:tc>
+          <w:tcPr>
+            <w:tcW w:w="4820" w:type="dxa"/>
+            <w:tcBorders>
+              <w:top w:val="single" w:sz="4" w:space="0" w:color="000000"/>
+              <w:start w:val="single" w:sz="4" w:space="0" w:color="000000"/>
+              <w:bottom w:val="single" w:sz="4" w:space="0" w:color="000000"/>
+              <w:end w:val="single" w:sz="4" w:space="0" w:color="000000"/>
+            </w:tcBorders>
+          </w:tcPr>
+          <w:p>
+            <w:pPr>
+              <w:pStyle w:val="TableContents"/>
+              <w:rPr/>
+            </w:pPr>
+            <w:r>
+              <w:rPr/>
+              <w:t>Big Shops</w:t>
+            </w:r>
+          </w:p>
+        </w:tc>
+      </w:tr>
+      <w:tr>
+        <w:trPr/>
+        <w:tc>
+          <w:tcPr>
+            <w:tcW w:w="4818" w:type="dxa"/>
+            <w:tcBorders>
+              <w:start w:val="single" w:sz="4" w:space="0" w:color="000000"/>
+              <w:bottom w:val="single" w:sz="4" w:space="0" w:color="000000"/>
+            </w:tcBorders>
+          </w:tcPr>
+          <w:p>
+            <w:pPr>
+              <w:pStyle w:val="TableContents"/>
+              <w:rPr/>
+            </w:pPr>
+            <w:r>
+              <w:rPr/>
+              <w:t>Usually closer</w:t>
+            </w:r>
+          </w:p>
+        </w:tc>
+        <w:tc>
+          <w:tcPr>
+            <w:tcW w:w="4820" w:type="dxa"/>
+            <w:tcBorders>
+              <w:start w:val="single" w:sz="4" w:space="0" w:color="000000"/>
+              <w:bottom w:val="single" w:sz="4" w:space="0" w:color="000000"/>
+              <w:end w:val="single" w:sz="4" w:space="0" w:color="000000"/>
+            </w:tcBorders>
+          </w:tcPr>
+          <w:p>
+            <w:pPr>
+              <w:pStyle w:val="TableContents"/>
+              <w:rPr/>
+            </w:pPr>
+            <w:r>
+              <w:rPr/>
+              <w:t>Wider selection of stores, products are in one place</w:t>
+            </w:r>
+          </w:p>
+        </w:tc>
+      </w:tr>
+      <w:tr>
+        <w:trPr/>
+        <w:tc>
+          <w:tcPr>
+            <w:tcW w:w="4818" w:type="dxa"/>
+            <w:tcBorders>
+              <w:start w:val="single" w:sz="4" w:space="0" w:color="000000"/>
+              <w:bottom w:val="single" w:sz="4" w:space="0" w:color="000000"/>
+            </w:tcBorders>
+          </w:tcPr>
+          <w:p>
+            <w:pPr>
+              <w:pStyle w:val="TableContents"/>
+              <w:rPr/>
+            </w:pPr>
+            <w:r>
+              <w:rPr/>
+              <w:t>Might be specialized emphasis on the might</w:t>
+            </w:r>
+          </w:p>
+        </w:tc>
+        <w:tc>
+          <w:tcPr>
+            <w:tcW w:w="4820" w:type="dxa"/>
+            <w:tcBorders>
+              <w:start w:val="single" w:sz="4" w:space="0" w:color="000000"/>
+              <w:bottom w:val="single" w:sz="4" w:space="0" w:color="000000"/>
+              <w:end w:val="single" w:sz="4" w:space="0" w:color="000000"/>
+            </w:tcBorders>
+          </w:tcPr>
+          <w:p>
+            <w:pPr>
+              <w:pStyle w:val="TableContents"/>
+              <w:rPr/>
+            </w:pPr>
+            <w:r>
+              <w:rPr/>
+              <w:t>We go there for clothes, shoes, electronics, perfumeries of different brands</w:t>
+            </w:r>
+          </w:p>
+        </w:tc>
+      </w:tr>
+      <w:tr>
+        <w:trPr/>
+        <w:tc>
+          <w:tcPr>
+            <w:tcW w:w="4818" w:type="dxa"/>
+            <w:tcBorders>
+              <w:start w:val="single" w:sz="4" w:space="0" w:color="000000"/>
+              <w:bottom w:val="single" w:sz="4" w:space="0" w:color="000000"/>
+            </w:tcBorders>
+          </w:tcPr>
+          <w:p>
+            <w:pPr>
+              <w:pStyle w:val="TableContents"/>
+              <w:rPr/>
+            </w:pPr>
+            <w:r>
+              <w:rPr/>
+              <w:t>Might be cheaper</w:t>
+            </w:r>
+          </w:p>
+        </w:tc>
+        <w:tc>
+          <w:tcPr>
+            <w:tcW w:w="4820" w:type="dxa"/>
+            <w:tcBorders>
+              <w:start w:val="single" w:sz="4" w:space="0" w:color="000000"/>
+              <w:bottom w:val="single" w:sz="4" w:space="0" w:color="000000"/>
+              <w:end w:val="single" w:sz="4" w:space="0" w:color="000000"/>
+            </w:tcBorders>
+          </w:tcPr>
+          <w:p>
+            <w:pPr>
+              <w:pStyle w:val="TableContents"/>
+              <w:rPr/>
+            </w:pPr>
+            <w:r>
+              <w:rPr/>
+              <w:t>You can also enjoy many services</w:t>
+            </w:r>
+          </w:p>
+        </w:tc>
+      </w:tr>
+      <w:tr>
+        <w:trPr/>
+        <w:tc>
+          <w:tcPr>
+            <w:tcW w:w="4818" w:type="dxa"/>
+            <w:tcBorders>
+              <w:start w:val="single" w:sz="4" w:space="0" w:color="000000"/>
+              <w:bottom w:val="single" w:sz="4" w:space="0" w:color="000000"/>
+            </w:tcBorders>
+          </w:tcPr>
+          <w:p>
+            <w:pPr>
+              <w:pStyle w:val="TableContents"/>
+              <w:rPr/>
+            </w:pPr>
+            <w:r>
+              <w:rPr/>
+              <w:t>“</w:t>
+            </w:r>
+            <w:r>
+              <w:rPr/>
+              <w:t>Smaller friendlier” whatever that means</w:t>
+            </w:r>
+          </w:p>
+        </w:tc>
+        <w:tc>
+          <w:tcPr>
+            <w:tcW w:w="4820" w:type="dxa"/>
+            <w:tcBorders>
+              <w:start w:val="single" w:sz="4" w:space="0" w:color="000000"/>
+              <w:bottom w:val="single" w:sz="4" w:space="0" w:color="000000"/>
+              <w:end w:val="single" w:sz="4" w:space="0" w:color="000000"/>
+            </w:tcBorders>
+          </w:tcPr>
+          <w:p>
+            <w:pPr>
+              <w:pStyle w:val="TableContents"/>
+              <w:rPr/>
+            </w:pPr>
+            <w:r>
+              <w:rPr/>
+            </w:r>
+          </w:p>
+        </w:tc>
+      </w:tr>
+      <w:tr>
+        <w:trPr/>
+        <w:tc>
+          <w:tcPr>
+            <w:tcW w:w="4818" w:type="dxa"/>
+            <w:tcBorders>
+              <w:start w:val="single" w:sz="4" w:space="0" w:color="000000"/>
+              <w:bottom w:val="single" w:sz="4" w:space="0" w:color="000000"/>
+            </w:tcBorders>
+          </w:tcPr>
+          <w:p>
+            <w:pPr>
+              <w:pStyle w:val="TableContents"/>
+              <w:rPr/>
+            </w:pPr>
+            <w:r>
+              <w:rPr/>
+            </w:r>
+          </w:p>
+        </w:tc>
+        <w:tc>
+          <w:tcPr>
+            <w:tcW w:w="4820" w:type="dxa"/>
+            <w:tcBorders>
+              <w:start w:val="single" w:sz="4" w:space="0" w:color="000000"/>
+              <w:bottom w:val="single" w:sz="4" w:space="0" w:color="000000"/>
+              <w:end w:val="single" w:sz="4" w:space="0" w:color="000000"/>
+            </w:tcBorders>
+          </w:tcPr>
+          <w:p>
+            <w:pPr>
+              <w:pStyle w:val="TableContents"/>
+              <w:rPr/>
+            </w:pPr>
+            <w:r>
+              <w:rPr/>
+            </w:r>
+          </w:p>
+        </w:tc>
+      </w:tr>
+      <w:tr>
+        <w:trPr/>
+        <w:tc>
+          <w:tcPr>
+            <w:tcW w:w="4818" w:type="dxa"/>
+            <w:tcBorders>
+              <w:start w:val="single" w:sz="4" w:space="0" w:color="000000"/>
+              <w:bottom w:val="single" w:sz="4" w:space="0" w:color="000000"/>
+            </w:tcBorders>
+          </w:tcPr>
+          <w:p>
+            <w:pPr>
+              <w:pStyle w:val="TableContents"/>
+              <w:rPr/>
+            </w:pPr>
+            <w:r>
+              <w:rPr/>
+            </w:r>
+          </w:p>
+        </w:tc>
+        <w:tc>
+          <w:tcPr>
+            <w:tcW w:w="4820" w:type="dxa"/>
+            <w:tcBorders>
+              <w:start w:val="single" w:sz="4" w:space="0" w:color="000000"/>
+              <w:bottom w:val="single" w:sz="4" w:space="0" w:color="000000"/>
+              <w:end w:val="single" w:sz="4" w:space="0" w:color="000000"/>
+            </w:tcBorders>
+          </w:tcPr>
+          <w:p>
+            <w:pPr>
+              <w:pStyle w:val="TableContents"/>
+              <w:rPr/>
+            </w:pPr>
+            <w:r>
+              <w:rPr/>
+            </w:r>
+          </w:p>
+        </w:tc>
+      </w:tr>
+      <w:tr>
+        <w:trPr/>
+        <w:tc>
+          <w:tcPr>
+            <w:tcW w:w="4818" w:type="dxa"/>
+            <w:tcBorders>
+              <w:start w:val="single" w:sz="4" w:space="0" w:color="000000"/>
+              <w:bottom w:val="single" w:sz="4" w:space="0" w:color="000000"/>
+            </w:tcBorders>
+          </w:tcPr>
+          <w:p>
+            <w:pPr>
+              <w:pStyle w:val="TableContents"/>
+              <w:rPr/>
+            </w:pPr>
+            <w:r>
+              <w:rPr/>
+            </w:r>
+          </w:p>
+        </w:tc>
+        <w:tc>
+          <w:tcPr>
+            <w:tcW w:w="4820" w:type="dxa"/>
+            <w:tcBorders>
+              <w:start w:val="single" w:sz="4" w:space="0" w:color="000000"/>
+              <w:bottom w:val="single" w:sz="4" w:space="0" w:color="000000"/>
+              <w:end w:val="single" w:sz="4" w:space="0" w:color="000000"/>
+            </w:tcBorders>
+          </w:tcPr>
+          <w:p>
+            <w:pPr>
+              <w:pStyle w:val="TableContents"/>
+              <w:rPr/>
+            </w:pPr>
+            <w:r>
+              <w:rPr/>
+            </w:r>
+          </w:p>
+        </w:tc>
+      </w:tr>
+      <w:tr>
+        <w:trPr/>
+        <w:tc>
+          <w:tcPr>
+            <w:tcW w:w="4818" w:type="dxa"/>
+            <w:tcBorders>
+              <w:start w:val="single" w:sz="4" w:space="0" w:color="000000"/>
+              <w:bottom w:val="single" w:sz="4" w:space="0" w:color="000000"/>
+            </w:tcBorders>
+          </w:tcPr>
+          <w:p>
+            <w:pPr>
+              <w:pStyle w:val="TableContents"/>
+              <w:rPr/>
+            </w:pPr>
+            <w:r>
+              <w:rPr/>
+            </w:r>
+          </w:p>
+        </w:tc>
+        <w:tc>
+          <w:tcPr>
+            <w:tcW w:w="4820" w:type="dxa"/>
+            <w:tcBorders>
+              <w:start w:val="single" w:sz="4" w:space="0" w:color="000000"/>
+              <w:bottom w:val="single" w:sz="4" w:space="0" w:color="000000"/>
+              <w:end w:val="single" w:sz="4" w:space="0" w:color="000000"/>
+            </w:tcBorders>
+          </w:tcPr>
+          <w:p>
+            <w:pPr>
+              <w:pStyle w:val="TableContents"/>
+              <w:rPr/>
+            </w:pPr>
+            <w:r>
+              <w:rPr/>
+            </w:r>
+          </w:p>
+        </w:tc>
+      </w:tr>
+      <w:tr>
+        <w:trPr/>
+        <w:tc>
+          <w:tcPr>
+            <w:tcW w:w="4818" w:type="dxa"/>
+            <w:tcBorders>
+              <w:start w:val="single" w:sz="4" w:space="0" w:color="000000"/>
+              <w:bottom w:val="single" w:sz="4" w:space="0" w:color="000000"/>
+            </w:tcBorders>
+          </w:tcPr>
+          <w:p>
+            <w:pPr>
+              <w:pStyle w:val="TableContents"/>
+              <w:rPr/>
+            </w:pPr>
+            <w:r>
+              <w:rPr/>
+            </w:r>
+          </w:p>
+        </w:tc>
+        <w:tc>
+          <w:tcPr>
+            <w:tcW w:w="4820" w:type="dxa"/>
+            <w:tcBorders>
+              <w:start w:val="single" w:sz="4" w:space="0" w:color="000000"/>
+              <w:bottom w:val="single" w:sz="4" w:space="0" w:color="000000"/>
+              <w:end w:val="single" w:sz="4" w:space="0" w:color="000000"/>
+            </w:tcBorders>
+          </w:tcPr>
+          <w:p>
+            <w:pPr>
+              <w:pStyle w:val="TableContents"/>
+              <w:rPr/>
+            </w:pPr>
+            <w:r>
+              <w:rPr/>
+            </w:r>
+          </w:p>
+        </w:tc>
+      </w:tr>
+      <w:tr>
+        <w:trPr/>
+        <w:tc>
+          <w:tcPr>
+            <w:tcW w:w="4818" w:type="dxa"/>
+            <w:tcBorders>
+              <w:start w:val="single" w:sz="4" w:space="0" w:color="000000"/>
+              <w:bottom w:val="single" w:sz="4" w:space="0" w:color="000000"/>
+            </w:tcBorders>
+          </w:tcPr>
+          <w:p>
+            <w:pPr>
+              <w:pStyle w:val="TableContents"/>
+              <w:rPr/>
+            </w:pPr>
+            <w:r>
+              <w:rPr/>
+            </w:r>
+          </w:p>
+        </w:tc>
+        <w:tc>
+          <w:tcPr>
+            <w:tcW w:w="4820" w:type="dxa"/>
+            <w:tcBorders>
+              <w:start w:val="single" w:sz="4" w:space="0" w:color="000000"/>
+              <w:bottom w:val="single" w:sz="4" w:space="0" w:color="000000"/>
+              <w:end w:val="single" w:sz="4" w:space="0" w:color="000000"/>
+            </w:tcBorders>
+          </w:tcPr>
+          <w:p>
+            <w:pPr>
+              <w:pStyle w:val="TableContents"/>
+              <w:rPr/>
+            </w:pPr>
+            <w:r>
+              <w:rPr/>
+            </w:r>
+          </w:p>
+        </w:tc>
+      </w:tr>
+      <w:tr>
+        <w:trPr/>
+        <w:tc>
+          <w:tcPr>
+            <w:tcW w:w="4818" w:type="dxa"/>
+            <w:tcBorders>
+              <w:start w:val="single" w:sz="4" w:space="0" w:color="000000"/>
+              <w:bottom w:val="single" w:sz="4" w:space="0" w:color="000000"/>
+            </w:tcBorders>
+          </w:tcPr>
+          <w:p>
+            <w:pPr>
+              <w:pStyle w:val="TableContents"/>
+              <w:rPr/>
+            </w:pPr>
+            <w:r>
+              <w:rPr/>
+            </w:r>
+          </w:p>
+        </w:tc>
+        <w:tc>
+          <w:tcPr>
+            <w:tcW w:w="4820" w:type="dxa"/>
+            <w:tcBorders>
+              <w:start w:val="single" w:sz="4" w:space="0" w:color="000000"/>
+              <w:bottom w:val="single" w:sz="4" w:space="0" w:color="000000"/>
+              <w:end w:val="single" w:sz="4" w:space="0" w:color="000000"/>
+            </w:tcBorders>
+          </w:tcPr>
+          <w:p>
+            <w:pPr>
+              <w:pStyle w:val="TableContents"/>
+              <w:rPr/>
+            </w:pPr>
+            <w:r>
+              <w:rPr/>
+            </w:r>
+          </w:p>
+        </w:tc>
+      </w:tr>
+    </w:tbl>
+    <w:p>
+      <w:pPr>
+        <w:pStyle w:val="Normal"/>
+        <w:bidi w:val="0"/>
+        <w:jc w:val="start"/>
+        <w:rPr>
+          <w:b w:val="false"/>
+          <w:bCs w:val="false"/>
+        </w:rPr>
+      </w:pPr>
+      <w:r>
+        <w:rPr>
+          <w:b w:val="false"/>
+          <w:bCs w:val="false"/>
+        </w:rPr>
       </w:r>
     </w:p>
     <w:sectPr>
@@ -3420,6 +3944,16 @@
     <w:rPr>
       <w:rFonts w:cs="Noto Sans Devanagari"/>
     </w:rPr>
+  </w:style>
+  <w:style w:type="paragraph" w:styleId="TableContents">
+    <w:name w:val="Table Contents"/>
+    <w:basedOn w:val="Normal"/>
+    <w:qFormat/>
+    <w:pPr>
+      <w:widowControl w:val="false"/>
+      <w:suppressLineNumbers/>
+    </w:pPr>
+    <w:rPr/>
   </w:style>
 </w:styles>
 </file>

--- a/angol12.docx
+++ b/angol12.docx
@@ -2291,286 +2291,6 @@
           </w:p>
         </w:tc>
       </w:tr>
-      <w:tr>
-        <w:trPr/>
-        <w:tc>
-          <w:tcPr>
-            <w:tcW w:w="4818" w:type="dxa"/>
-            <w:tcBorders>
-              <w:start w:val="single" w:sz="4" w:space="0" w:color="000000"/>
-              <w:bottom w:val="single" w:sz="4" w:space="0" w:color="000000"/>
-            </w:tcBorders>
-          </w:tcPr>
-          <w:p>
-            <w:pPr>
-              <w:pStyle w:val="TableContents"/>
-              <w:rPr/>
-            </w:pPr>
-            <w:r>
-              <w:rPr/>
-            </w:r>
-          </w:p>
-        </w:tc>
-        <w:tc>
-          <w:tcPr>
-            <w:tcW w:w="4820" w:type="dxa"/>
-            <w:tcBorders>
-              <w:start w:val="single" w:sz="4" w:space="0" w:color="000000"/>
-              <w:bottom w:val="single" w:sz="4" w:space="0" w:color="000000"/>
-              <w:end w:val="single" w:sz="4" w:space="0" w:color="000000"/>
-            </w:tcBorders>
-          </w:tcPr>
-          <w:p>
-            <w:pPr>
-              <w:pStyle w:val="TableContents"/>
-              <w:rPr/>
-            </w:pPr>
-            <w:r>
-              <w:rPr/>
-            </w:r>
-          </w:p>
-        </w:tc>
-      </w:tr>
-      <w:tr>
-        <w:trPr/>
-        <w:tc>
-          <w:tcPr>
-            <w:tcW w:w="4818" w:type="dxa"/>
-            <w:tcBorders>
-              <w:start w:val="single" w:sz="4" w:space="0" w:color="000000"/>
-              <w:bottom w:val="single" w:sz="4" w:space="0" w:color="000000"/>
-            </w:tcBorders>
-          </w:tcPr>
-          <w:p>
-            <w:pPr>
-              <w:pStyle w:val="TableContents"/>
-              <w:rPr/>
-            </w:pPr>
-            <w:r>
-              <w:rPr/>
-            </w:r>
-          </w:p>
-        </w:tc>
-        <w:tc>
-          <w:tcPr>
-            <w:tcW w:w="4820" w:type="dxa"/>
-            <w:tcBorders>
-              <w:start w:val="single" w:sz="4" w:space="0" w:color="000000"/>
-              <w:bottom w:val="single" w:sz="4" w:space="0" w:color="000000"/>
-              <w:end w:val="single" w:sz="4" w:space="0" w:color="000000"/>
-            </w:tcBorders>
-          </w:tcPr>
-          <w:p>
-            <w:pPr>
-              <w:pStyle w:val="TableContents"/>
-              <w:rPr/>
-            </w:pPr>
-            <w:r>
-              <w:rPr/>
-            </w:r>
-          </w:p>
-        </w:tc>
-      </w:tr>
-      <w:tr>
-        <w:trPr/>
-        <w:tc>
-          <w:tcPr>
-            <w:tcW w:w="4818" w:type="dxa"/>
-            <w:tcBorders>
-              <w:start w:val="single" w:sz="4" w:space="0" w:color="000000"/>
-              <w:bottom w:val="single" w:sz="4" w:space="0" w:color="000000"/>
-            </w:tcBorders>
-          </w:tcPr>
-          <w:p>
-            <w:pPr>
-              <w:pStyle w:val="TableContents"/>
-              <w:rPr/>
-            </w:pPr>
-            <w:r>
-              <w:rPr/>
-            </w:r>
-          </w:p>
-        </w:tc>
-        <w:tc>
-          <w:tcPr>
-            <w:tcW w:w="4820" w:type="dxa"/>
-            <w:tcBorders>
-              <w:start w:val="single" w:sz="4" w:space="0" w:color="000000"/>
-              <w:bottom w:val="single" w:sz="4" w:space="0" w:color="000000"/>
-              <w:end w:val="single" w:sz="4" w:space="0" w:color="000000"/>
-            </w:tcBorders>
-          </w:tcPr>
-          <w:p>
-            <w:pPr>
-              <w:pStyle w:val="TableContents"/>
-              <w:rPr/>
-            </w:pPr>
-            <w:r>
-              <w:rPr/>
-            </w:r>
-          </w:p>
-        </w:tc>
-      </w:tr>
-      <w:tr>
-        <w:trPr/>
-        <w:tc>
-          <w:tcPr>
-            <w:tcW w:w="4818" w:type="dxa"/>
-            <w:tcBorders>
-              <w:start w:val="single" w:sz="4" w:space="0" w:color="000000"/>
-              <w:bottom w:val="single" w:sz="4" w:space="0" w:color="000000"/>
-            </w:tcBorders>
-          </w:tcPr>
-          <w:p>
-            <w:pPr>
-              <w:pStyle w:val="TableContents"/>
-              <w:rPr/>
-            </w:pPr>
-            <w:r>
-              <w:rPr/>
-            </w:r>
-          </w:p>
-        </w:tc>
-        <w:tc>
-          <w:tcPr>
-            <w:tcW w:w="4820" w:type="dxa"/>
-            <w:tcBorders>
-              <w:start w:val="single" w:sz="4" w:space="0" w:color="000000"/>
-              <w:bottom w:val="single" w:sz="4" w:space="0" w:color="000000"/>
-              <w:end w:val="single" w:sz="4" w:space="0" w:color="000000"/>
-            </w:tcBorders>
-          </w:tcPr>
-          <w:p>
-            <w:pPr>
-              <w:pStyle w:val="TableContents"/>
-              <w:rPr/>
-            </w:pPr>
-            <w:r>
-              <w:rPr/>
-            </w:r>
-          </w:p>
-        </w:tc>
-      </w:tr>
-      <w:tr>
-        <w:trPr/>
-        <w:tc>
-          <w:tcPr>
-            <w:tcW w:w="4818" w:type="dxa"/>
-            <w:tcBorders>
-              <w:start w:val="single" w:sz="4" w:space="0" w:color="000000"/>
-              <w:bottom w:val="single" w:sz="4" w:space="0" w:color="000000"/>
-            </w:tcBorders>
-          </w:tcPr>
-          <w:p>
-            <w:pPr>
-              <w:pStyle w:val="TableContents"/>
-              <w:rPr/>
-            </w:pPr>
-            <w:r>
-              <w:rPr/>
-            </w:r>
-          </w:p>
-        </w:tc>
-        <w:tc>
-          <w:tcPr>
-            <w:tcW w:w="4820" w:type="dxa"/>
-            <w:tcBorders>
-              <w:start w:val="single" w:sz="4" w:space="0" w:color="000000"/>
-              <w:bottom w:val="single" w:sz="4" w:space="0" w:color="000000"/>
-              <w:end w:val="single" w:sz="4" w:space="0" w:color="000000"/>
-            </w:tcBorders>
-          </w:tcPr>
-          <w:p>
-            <w:pPr>
-              <w:pStyle w:val="TableContents"/>
-              <w:rPr/>
-            </w:pPr>
-            <w:r>
-              <w:rPr/>
-            </w:r>
-          </w:p>
-        </w:tc>
-      </w:tr>
-      <w:tr>
-        <w:trPr/>
-        <w:tc>
-          <w:tcPr>
-            <w:tcW w:w="4818" w:type="dxa"/>
-            <w:tcBorders>
-              <w:start w:val="single" w:sz="4" w:space="0" w:color="000000"/>
-              <w:bottom w:val="single" w:sz="4" w:space="0" w:color="000000"/>
-            </w:tcBorders>
-          </w:tcPr>
-          <w:p>
-            <w:pPr>
-              <w:pStyle w:val="TableContents"/>
-              <w:rPr/>
-            </w:pPr>
-            <w:r>
-              <w:rPr/>
-            </w:r>
-          </w:p>
-        </w:tc>
-        <w:tc>
-          <w:tcPr>
-            <w:tcW w:w="4820" w:type="dxa"/>
-            <w:tcBorders>
-              <w:start w:val="single" w:sz="4" w:space="0" w:color="000000"/>
-              <w:bottom w:val="single" w:sz="4" w:space="0" w:color="000000"/>
-              <w:end w:val="single" w:sz="4" w:space="0" w:color="000000"/>
-            </w:tcBorders>
-          </w:tcPr>
-          <w:p>
-            <w:pPr>
-              <w:pStyle w:val="TableContents"/>
-              <w:rPr/>
-            </w:pPr>
-            <w:r>
-              <w:rPr/>
-            </w:r>
-          </w:p>
-        </w:tc>
-      </w:tr>
-      <w:tr>
-        <w:trPr/>
-        <w:tc>
-          <w:tcPr>
-            <w:tcW w:w="4818" w:type="dxa"/>
-            <w:tcBorders>
-              <w:start w:val="single" w:sz="4" w:space="0" w:color="000000"/>
-              <w:bottom w:val="single" w:sz="4" w:space="0" w:color="000000"/>
-            </w:tcBorders>
-          </w:tcPr>
-          <w:p>
-            <w:pPr>
-              <w:pStyle w:val="TableContents"/>
-              <w:rPr/>
-            </w:pPr>
-            <w:r>
-              <w:rPr/>
-            </w:r>
-          </w:p>
-        </w:tc>
-        <w:tc>
-          <w:tcPr>
-            <w:tcW w:w="4820" w:type="dxa"/>
-            <w:tcBorders>
-              <w:start w:val="single" w:sz="4" w:space="0" w:color="000000"/>
-              <w:bottom w:val="single" w:sz="4" w:space="0" w:color="000000"/>
-              <w:end w:val="single" w:sz="4" w:space="0" w:color="000000"/>
-            </w:tcBorders>
-          </w:tcPr>
-          <w:p>
-            <w:pPr>
-              <w:pStyle w:val="TableContents"/>
-              <w:rPr/>
-            </w:pPr>
-            <w:r>
-              <w:rPr/>
-            </w:r>
-          </w:p>
-        </w:tc>
-      </w:tr>
     </w:tbl>
     <w:p>
       <w:pPr>
@@ -2587,6 +2307,25 @@
           <w:b w:val="false"/>
           <w:bCs w:val="false"/>
         </w:rPr>
+        <w:t xml:space="preserve"> </w:t>
+      </w:r>
+    </w:p>
+    <w:p>
+      <w:pPr>
+        <w:pStyle w:val="Normal"/>
+        <w:bidi w:val="0"/>
+        <w:jc w:val="start"/>
+        <w:rPr>
+          <w:b w:val="false"/>
+          <w:bCs w:val="false"/>
+        </w:rPr>
+      </w:pPr>
+      <w:r>
+        <w:rPr>
+          <w:b w:val="false"/>
+          <w:bCs w:val="false"/>
+        </w:rPr>
+        <w:t>Október 9</w:t>
       </w:r>
     </w:p>
     <w:sectPr>
@@ -3868,8 +3607,8 @@
       <w:lang w:val="en-US" w:eastAsia="zh-CN" w:bidi="hi-IN"/>
     </w:rPr>
   </w:style>
-  <w:style w:type="character" w:styleId="Bulletsuser">
-    <w:name w:val="Bullets (user)"/>
+  <w:style w:type="character" w:styleId="Bullets">
+    <w:name w:val="Bullets"/>
     <w:qFormat/>
     <w:rPr>
       <w:rFonts w:ascii="OpenSymbol" w:hAnsi="OpenSymbol" w:eastAsia="OpenSymbol" w:cs="OpenSymbol"/>
@@ -3880,8 +3619,8 @@
     <w:qFormat/>
     <w:rPr/>
   </w:style>
-  <w:style w:type="character" w:styleId="Bullets">
-    <w:name w:val="Bullets"/>
+  <w:style w:type="character" w:styleId="Bulletsuser">
+    <w:name w:val="Bullets (user)"/>
     <w:qFormat/>
     <w:rPr>
       <w:rFonts w:ascii="OpenSymbol" w:hAnsi="OpenSymbol" w:eastAsia="OpenSymbol" w:cs="OpenSymbol"/>

--- a/angol12.docx
+++ b/angol12.docx
@@ -2328,6 +2328,317 @@
         <w:t>Október 9</w:t>
       </w:r>
     </w:p>
+    <w:p>
+      <w:pPr>
+        <w:pStyle w:val="Normal"/>
+        <w:bidi w:val="0"/>
+        <w:jc w:val="start"/>
+        <w:rPr>
+          <w:b w:val="false"/>
+          <w:bCs w:val="false"/>
+        </w:rPr>
+      </w:pPr>
+      <w:r>
+        <w:rPr>
+          <w:b w:val="false"/>
+          <w:bCs w:val="false"/>
+        </w:rPr>
+      </w:r>
+    </w:p>
+    <w:p>
+      <w:pPr>
+        <w:pStyle w:val="Normal"/>
+        <w:numPr>
+          <w:ilvl w:val="0"/>
+          <w:numId w:val="9"/>
+        </w:numPr>
+        <w:bidi w:val="0"/>
+        <w:jc w:val="start"/>
+        <w:rPr>
+          <w:b w:val="false"/>
+          <w:bCs w:val="false"/>
+        </w:rPr>
+      </w:pPr>
+      <w:r>
+        <w:rPr>
+          <w:b w:val="false"/>
+          <w:bCs w:val="false"/>
+        </w:rPr>
+        <w:t>why is healthy eating important?</w:t>
+      </w:r>
+    </w:p>
+    <w:p>
+      <w:pPr>
+        <w:pStyle w:val="Normal"/>
+        <w:numPr>
+          <w:ilvl w:val="0"/>
+          <w:numId w:val="9"/>
+        </w:numPr>
+        <w:bidi w:val="0"/>
+        <w:jc w:val="start"/>
+        <w:rPr>
+          <w:b w:val="false"/>
+          <w:bCs w:val="false"/>
+        </w:rPr>
+      </w:pPr>
+      <w:r>
+        <w:rPr>
+          <w:b w:val="false"/>
+          <w:bCs w:val="false"/>
+        </w:rPr>
+        <w:t>What should a healthy diet contain?</w:t>
+      </w:r>
+    </w:p>
+    <w:p>
+      <w:pPr>
+        <w:pStyle w:val="Normal"/>
+        <w:numPr>
+          <w:ilvl w:val="0"/>
+          <w:numId w:val="9"/>
+        </w:numPr>
+        <w:bidi w:val="0"/>
+        <w:jc w:val="start"/>
+        <w:rPr>
+          <w:b w:val="false"/>
+          <w:bCs w:val="false"/>
+        </w:rPr>
+      </w:pPr>
+      <w:r>
+        <w:rPr>
+          <w:b w:val="false"/>
+          <w:bCs w:val="false"/>
+        </w:rPr>
+        <w:t>What else should people do?</w:t>
+      </w:r>
+    </w:p>
+    <w:p>
+      <w:pPr>
+        <w:pStyle w:val="Normal"/>
+        <w:numPr>
+          <w:ilvl w:val="0"/>
+          <w:numId w:val="9"/>
+        </w:numPr>
+        <w:bidi w:val="0"/>
+        <w:jc w:val="start"/>
+        <w:rPr>
+          <w:b w:val="false"/>
+          <w:bCs w:val="false"/>
+        </w:rPr>
+      </w:pPr>
+      <w:r>
+        <w:rPr>
+          <w:b w:val="false"/>
+          <w:bCs w:val="false"/>
+        </w:rPr>
+        <w:t>what should we avoid?</w:t>
+      </w:r>
+    </w:p>
+    <w:p>
+      <w:pPr>
+        <w:pStyle w:val="Normal"/>
+        <w:numPr>
+          <w:ilvl w:val="0"/>
+          <w:numId w:val="9"/>
+        </w:numPr>
+        <w:bidi w:val="0"/>
+        <w:jc w:val="start"/>
+        <w:rPr>
+          <w:b w:val="false"/>
+          <w:bCs w:val="false"/>
+        </w:rPr>
+      </w:pPr>
+      <w:r>
+        <w:rPr>
+          <w:b w:val="false"/>
+          <w:bCs w:val="false"/>
+        </w:rPr>
+        <w:t>Your own way of life?</w:t>
+      </w:r>
+    </w:p>
+    <w:p>
+      <w:pPr>
+        <w:pStyle w:val="Normal"/>
+        <w:bidi w:val="0"/>
+        <w:jc w:val="start"/>
+        <w:rPr>
+          <w:b w:val="false"/>
+          <w:bCs w:val="false"/>
+        </w:rPr>
+      </w:pPr>
+      <w:r>
+        <w:rPr>
+          <w:b w:val="false"/>
+          <w:bCs w:val="false"/>
+        </w:rPr>
+      </w:r>
+    </w:p>
+    <w:p>
+      <w:pPr>
+        <w:pStyle w:val="Normal"/>
+        <w:numPr>
+          <w:ilvl w:val="0"/>
+          <w:numId w:val="9"/>
+        </w:numPr>
+        <w:bidi w:val="0"/>
+        <w:jc w:val="start"/>
+        <w:rPr>
+          <w:b w:val="false"/>
+          <w:bCs w:val="false"/>
+        </w:rPr>
+      </w:pPr>
+      <w:r>
+        <w:rPr>
+          <w:b w:val="false"/>
+          <w:bCs w:val="false"/>
+        </w:rPr>
+        <w:t>Of course our goal is to live a well balanced life, witch means we are in good condition both physically and mentally</w:t>
+      </w:r>
+    </w:p>
+    <w:p>
+      <w:pPr>
+        <w:pStyle w:val="Normal"/>
+        <w:numPr>
+          <w:ilvl w:val="0"/>
+          <w:numId w:val="9"/>
+        </w:numPr>
+        <w:bidi w:val="0"/>
+        <w:jc w:val="start"/>
+        <w:rPr>
+          <w:b w:val="false"/>
+          <w:bCs w:val="false"/>
+        </w:rPr>
+      </w:pPr>
+      <w:r>
+        <w:rPr>
+          <w:b w:val="false"/>
+          <w:bCs w:val="false"/>
+        </w:rPr>
+        <w:t xml:space="preserve">eating </w:t>
+      </w:r>
+      <w:r>
+        <w:rPr>
+          <w:b w:val="false"/>
+          <w:bCs w:val="false"/>
+        </w:rPr>
+        <w:t>healthily</w:t>
+      </w:r>
+      <w:r>
+        <w:rPr>
+          <w:b w:val="false"/>
+          <w:bCs w:val="false"/>
+        </w:rPr>
+        <w:t xml:space="preserve"> means having well-balanced diet, we should eat everything our body needs</w:t>
+      </w:r>
+    </w:p>
+    <w:p>
+      <w:pPr>
+        <w:pStyle w:val="Normal"/>
+        <w:numPr>
+          <w:ilvl w:val="0"/>
+          <w:numId w:val="9"/>
+        </w:numPr>
+        <w:bidi w:val="0"/>
+        <w:jc w:val="start"/>
+        <w:rPr>
+          <w:b w:val="false"/>
+          <w:bCs w:val="false"/>
+        </w:rPr>
+      </w:pPr>
+      <w:r>
+        <w:rPr>
+          <w:b w:val="false"/>
+          <w:bCs w:val="false"/>
+        </w:rPr>
+        <w:t>if we eat quality food, it means we get these ingredients preferably in fresh, natural forms</w:t>
+      </w:r>
+    </w:p>
+    <w:p>
+      <w:pPr>
+        <w:pStyle w:val="Normal"/>
+        <w:numPr>
+          <w:ilvl w:val="0"/>
+          <w:numId w:val="9"/>
+        </w:numPr>
+        <w:bidi w:val="0"/>
+        <w:jc w:val="start"/>
+        <w:rPr>
+          <w:b w:val="false"/>
+          <w:bCs w:val="false"/>
+        </w:rPr>
+      </w:pPr>
+      <w:r>
+        <w:rPr>
+          <w:b w:val="false"/>
+          <w:bCs w:val="false"/>
+        </w:rPr>
+        <w:t>eating 5 times is recommended and at least 3 times for a semi healthy life</w:t>
+      </w:r>
+    </w:p>
+    <w:p>
+      <w:pPr>
+        <w:pStyle w:val="Normal"/>
+        <w:numPr>
+          <w:ilvl w:val="0"/>
+          <w:numId w:val="9"/>
+        </w:numPr>
+        <w:bidi w:val="0"/>
+        <w:jc w:val="start"/>
+        <w:rPr>
+          <w:b w:val="false"/>
+          <w:bCs w:val="false"/>
+        </w:rPr>
+      </w:pPr>
+      <w:r>
+        <w:rPr>
+          <w:b w:val="false"/>
+          <w:bCs w:val="false"/>
+        </w:rPr>
+        <w:t>exercis</w:t>
+      </w:r>
+      <w:r>
+        <w:rPr>
+          <w:b w:val="false"/>
+          <w:bCs w:val="false"/>
+        </w:rPr>
+        <w:t>ing</w:t>
+      </w:r>
+      <w:r>
+        <w:rPr>
+          <w:b w:val="false"/>
+          <w:bCs w:val="false"/>
+        </w:rPr>
+        <w:t xml:space="preserve"> </w:t>
+      </w:r>
+      <w:r>
+        <w:rPr>
+          <w:b w:val="false"/>
+          <w:bCs w:val="false"/>
+        </w:rPr>
+        <w:t>and sport is also important, at least 8-10k steps a day, weekly 2 times 30m cardio</w:t>
+      </w:r>
+    </w:p>
+    <w:p>
+      <w:pPr>
+        <w:pStyle w:val="Normal"/>
+        <w:numPr>
+          <w:ilvl w:val="0"/>
+          <w:numId w:val="9"/>
+        </w:numPr>
+        <w:bidi w:val="0"/>
+        <w:jc w:val="start"/>
+        <w:rPr>
+          <w:b w:val="false"/>
+          <w:bCs w:val="false"/>
+        </w:rPr>
+      </w:pPr>
+      <w:r>
+        <w:rPr>
+          <w:b w:val="false"/>
+          <w:bCs w:val="false"/>
+        </w:rPr>
+        <w:t>of orse we shouldn’t drink alcoholic, fizzy drinks we shouldn’t eat junk food or take drugs</w:t>
+      </w:r>
+    </w:p>
     <w:sectPr>
       <w:type w:val="nextPage"/>
       <w:pgSz w:w="11906" w:h="16838"/>
@@ -3422,6 +3733,143 @@
     </w:lvl>
   </w:abstractNum>
   <w:abstractNum w:abstractNumId="9">
+    <w:lvl w:ilvl="0">
+      <w:start w:val="1"/>
+      <w:numFmt w:val="bullet"/>
+      <w:lvlText w:val=""/>
+      <w:lvlJc w:val="start"/>
+      <w:pPr>
+        <w:tabs>
+          <w:tab w:val="num" w:pos="720"/>
+        </w:tabs>
+        <w:ind w:start="720" w:hanging="360"/>
+      </w:pPr>
+      <w:rPr>
+        <w:rFonts w:ascii="Symbol" w:hAnsi="Symbol" w:cs="Symbol" w:hint="default"/>
+      </w:rPr>
+    </w:lvl>
+    <w:lvl w:ilvl="1">
+      <w:start w:val="1"/>
+      <w:numFmt w:val="bullet"/>
+      <w:lvlText w:val="◦"/>
+      <w:lvlJc w:val="start"/>
+      <w:pPr>
+        <w:tabs>
+          <w:tab w:val="num" w:pos="1080"/>
+        </w:tabs>
+        <w:ind w:start="1080" w:hanging="360"/>
+      </w:pPr>
+      <w:rPr>
+        <w:rFonts w:ascii="OpenSymbol" w:hAnsi="OpenSymbol" w:cs="OpenSymbol" w:hint="default"/>
+      </w:rPr>
+    </w:lvl>
+    <w:lvl w:ilvl="2">
+      <w:start w:val="1"/>
+      <w:numFmt w:val="bullet"/>
+      <w:lvlText w:val="▪"/>
+      <w:lvlJc w:val="start"/>
+      <w:pPr>
+        <w:tabs>
+          <w:tab w:val="num" w:pos="1440"/>
+        </w:tabs>
+        <w:ind w:start="1440" w:hanging="360"/>
+      </w:pPr>
+      <w:rPr>
+        <w:rFonts w:ascii="OpenSymbol" w:hAnsi="OpenSymbol" w:cs="OpenSymbol" w:hint="default"/>
+      </w:rPr>
+    </w:lvl>
+    <w:lvl w:ilvl="3">
+      <w:start w:val="1"/>
+      <w:numFmt w:val="bullet"/>
+      <w:lvlText w:val=""/>
+      <w:lvlJc w:val="start"/>
+      <w:pPr>
+        <w:tabs>
+          <w:tab w:val="num" w:pos="1800"/>
+        </w:tabs>
+        <w:ind w:start="1800" w:hanging="360"/>
+      </w:pPr>
+      <w:rPr>
+        <w:rFonts w:ascii="Symbol" w:hAnsi="Symbol" w:cs="Symbol" w:hint="default"/>
+      </w:rPr>
+    </w:lvl>
+    <w:lvl w:ilvl="4">
+      <w:start w:val="1"/>
+      <w:numFmt w:val="bullet"/>
+      <w:lvlText w:val="◦"/>
+      <w:lvlJc w:val="start"/>
+      <w:pPr>
+        <w:tabs>
+          <w:tab w:val="num" w:pos="2160"/>
+        </w:tabs>
+        <w:ind w:start="2160" w:hanging="360"/>
+      </w:pPr>
+      <w:rPr>
+        <w:rFonts w:ascii="OpenSymbol" w:hAnsi="OpenSymbol" w:cs="OpenSymbol" w:hint="default"/>
+      </w:rPr>
+    </w:lvl>
+    <w:lvl w:ilvl="5">
+      <w:start w:val="1"/>
+      <w:numFmt w:val="bullet"/>
+      <w:lvlText w:val="▪"/>
+      <w:lvlJc w:val="start"/>
+      <w:pPr>
+        <w:tabs>
+          <w:tab w:val="num" w:pos="2520"/>
+        </w:tabs>
+        <w:ind w:start="2520" w:hanging="360"/>
+      </w:pPr>
+      <w:rPr>
+        <w:rFonts w:ascii="OpenSymbol" w:hAnsi="OpenSymbol" w:cs="OpenSymbol" w:hint="default"/>
+      </w:rPr>
+    </w:lvl>
+    <w:lvl w:ilvl="6">
+      <w:start w:val="1"/>
+      <w:numFmt w:val="bullet"/>
+      <w:lvlText w:val=""/>
+      <w:lvlJc w:val="start"/>
+      <w:pPr>
+        <w:tabs>
+          <w:tab w:val="num" w:pos="2880"/>
+        </w:tabs>
+        <w:ind w:start="2880" w:hanging="360"/>
+      </w:pPr>
+      <w:rPr>
+        <w:rFonts w:ascii="Symbol" w:hAnsi="Symbol" w:cs="Symbol" w:hint="default"/>
+      </w:rPr>
+    </w:lvl>
+    <w:lvl w:ilvl="7">
+      <w:start w:val="1"/>
+      <w:numFmt w:val="bullet"/>
+      <w:lvlText w:val="◦"/>
+      <w:lvlJc w:val="start"/>
+      <w:pPr>
+        <w:tabs>
+          <w:tab w:val="num" w:pos="3240"/>
+        </w:tabs>
+        <w:ind w:start="3240" w:hanging="360"/>
+      </w:pPr>
+      <w:rPr>
+        <w:rFonts w:ascii="OpenSymbol" w:hAnsi="OpenSymbol" w:cs="OpenSymbol" w:hint="default"/>
+      </w:rPr>
+    </w:lvl>
+    <w:lvl w:ilvl="8">
+      <w:start w:val="1"/>
+      <w:numFmt w:val="bullet"/>
+      <w:lvlText w:val="▪"/>
+      <w:lvlJc w:val="start"/>
+      <w:pPr>
+        <w:tabs>
+          <w:tab w:val="num" w:pos="3600"/>
+        </w:tabs>
+        <w:ind w:start="3600" w:hanging="360"/>
+      </w:pPr>
+      <w:rPr>
+        <w:rFonts w:ascii="OpenSymbol" w:hAnsi="OpenSymbol" w:cs="OpenSymbol" w:hint="default"/>
+      </w:rPr>
+    </w:lvl>
+  </w:abstractNum>
+  <w:abstractNum w:abstractNumId="10">
     <w:lvl w:ilvl="0">
       <w:start w:val="1"/>
       <w:numFmt w:val="none"/>
@@ -3567,6 +4015,9 @@
   <w:num w:numId="9">
     <w:abstractNumId w:val="9"/>
   </w:num>
+  <w:num w:numId="10">
+    <w:abstractNumId w:val="10"/>
+  </w:num>
 </w:numbering>
 </file>
 
@@ -3607,8 +4058,8 @@
       <w:lang w:val="en-US" w:eastAsia="zh-CN" w:bidi="hi-IN"/>
     </w:rPr>
   </w:style>
-  <w:style w:type="character" w:styleId="Bullets">
-    <w:name w:val="Bullets"/>
+  <w:style w:type="character" w:styleId="Bulletsuser">
+    <w:name w:val="Bullets (user)"/>
     <w:qFormat/>
     <w:rPr>
       <w:rFonts w:ascii="OpenSymbol" w:hAnsi="OpenSymbol" w:eastAsia="OpenSymbol" w:cs="OpenSymbol"/>
@@ -3619,8 +4070,8 @@
     <w:qFormat/>
     <w:rPr/>
   </w:style>
-  <w:style w:type="character" w:styleId="Bulletsuser">
-    <w:name w:val="Bullets (user)"/>
+  <w:style w:type="character" w:styleId="Bullets">
+    <w:name w:val="Bullets"/>
     <w:qFormat/>
     <w:rPr>
       <w:rFonts w:ascii="OpenSymbol" w:hAnsi="OpenSymbol" w:eastAsia="OpenSymbol" w:cs="OpenSymbol"/>

--- a/angol12.docx
+++ b/angol12.docx
@@ -2513,21 +2513,7 @@
           <w:b w:val="false"/>
           <w:bCs w:val="false"/>
         </w:rPr>
-        <w:t xml:space="preserve">eating </w:t>
-      </w:r>
-      <w:r>
-        <w:rPr>
-          <w:b w:val="false"/>
-          <w:bCs w:val="false"/>
-        </w:rPr>
-        <w:t>healthily</w:t>
-      </w:r>
-      <w:r>
-        <w:rPr>
-          <w:b w:val="false"/>
-          <w:bCs w:val="false"/>
-        </w:rPr>
-        <w:t xml:space="preserve"> means having well-balanced diet, we should eat everything our body needs</w:t>
+        <w:t>eating healthily means having well-balanced diet, we should eat everything our body needs</w:t>
       </w:r>
     </w:p>
     <w:p>
@@ -2593,28 +2579,7 @@
           <w:b w:val="false"/>
           <w:bCs w:val="false"/>
         </w:rPr>
-        <w:t>exercis</w:t>
-      </w:r>
-      <w:r>
-        <w:rPr>
-          <w:b w:val="false"/>
-          <w:bCs w:val="false"/>
-        </w:rPr>
-        <w:t>ing</w:t>
-      </w:r>
-      <w:r>
-        <w:rPr>
-          <w:b w:val="false"/>
-          <w:bCs w:val="false"/>
-        </w:rPr>
-        <w:t xml:space="preserve"> </w:t>
-      </w:r>
-      <w:r>
-        <w:rPr>
-          <w:b w:val="false"/>
-          <w:bCs w:val="false"/>
-        </w:rPr>
-        <w:t>and sport is also important, at least 8-10k steps a day, weekly 2 times 30m cardio</w:t>
+        <w:t>exercising and sport is also important, at least 8-10k steps a day, weekly 2 times 30m cardio</w:t>
       </w:r>
     </w:p>
     <w:p>
@@ -2636,7 +2601,169 @@
           <w:b w:val="false"/>
           <w:bCs w:val="false"/>
         </w:rPr>
-        <w:t>of orse we shouldn’t drink alcoholic, fizzy drinks we shouldn’t eat junk food or take drugs</w:t>
+        <w:t>of course we shouldn’t drink alcoholic, fizzy drinks we shouldn’t eat junk food or take drugs</w:t>
+      </w:r>
+    </w:p>
+    <w:p>
+      <w:pPr>
+        <w:pStyle w:val="Normal"/>
+        <w:bidi w:val="0"/>
+        <w:jc w:val="start"/>
+        <w:rPr>
+          <w:b w:val="false"/>
+          <w:bCs w:val="false"/>
+        </w:rPr>
+      </w:pPr>
+      <w:r>
+        <w:rPr>
+          <w:b w:val="false"/>
+          <w:bCs w:val="false"/>
+        </w:rPr>
+      </w:r>
+    </w:p>
+    <w:p>
+      <w:pPr>
+        <w:pStyle w:val="Normal"/>
+        <w:bidi w:val="0"/>
+        <w:jc w:val="start"/>
+        <w:rPr>
+          <w:b/>
+          <w:bCs/>
+        </w:rPr>
+      </w:pPr>
+      <w:r>
+        <w:rPr>
+          <w:b/>
+          <w:bCs/>
+        </w:rPr>
+        <w:t>Sports and Games</w:t>
+      </w:r>
+    </w:p>
+    <w:p>
+      <w:pPr>
+        <w:pStyle w:val="Normal"/>
+        <w:numPr>
+          <w:ilvl w:val="0"/>
+          <w:numId w:val="10"/>
+        </w:numPr>
+        <w:bidi w:val="0"/>
+        <w:jc w:val="start"/>
+        <w:rPr>
+          <w:b w:val="false"/>
+          <w:bCs w:val="false"/>
+        </w:rPr>
+      </w:pPr>
+      <w:r>
+        <w:rPr>
+          <w:b w:val="false"/>
+          <w:bCs w:val="false"/>
+        </w:rPr>
+        <w:t xml:space="preserve">sport gives you something to do. </w:t>
+      </w:r>
+    </w:p>
+    <w:p>
+      <w:pPr>
+        <w:pStyle w:val="Normal"/>
+        <w:numPr>
+          <w:ilvl w:val="0"/>
+          <w:numId w:val="10"/>
+        </w:numPr>
+        <w:bidi w:val="0"/>
+        <w:jc w:val="start"/>
+        <w:rPr>
+          <w:b w:val="false"/>
+          <w:bCs w:val="false"/>
+        </w:rPr>
+      </w:pPr>
+      <w:r>
+        <w:rPr>
+          <w:b w:val="false"/>
+          <w:bCs w:val="false"/>
+        </w:rPr>
+        <w:t>Many types of sports</w:t>
+      </w:r>
+    </w:p>
+    <w:p>
+      <w:pPr>
+        <w:pStyle w:val="Normal"/>
+        <w:numPr>
+          <w:ilvl w:val="1"/>
+          <w:numId w:val="10"/>
+        </w:numPr>
+        <w:bidi w:val="0"/>
+        <w:jc w:val="start"/>
+        <w:rPr>
+          <w:b w:val="false"/>
+          <w:bCs w:val="false"/>
+        </w:rPr>
+      </w:pPr>
+      <w:r>
+        <w:rPr>
+          <w:b w:val="false"/>
+          <w:bCs w:val="false"/>
+        </w:rPr>
+        <w:t>team sports</w:t>
+      </w:r>
+    </w:p>
+    <w:p>
+      <w:pPr>
+        <w:pStyle w:val="Normal"/>
+        <w:numPr>
+          <w:ilvl w:val="2"/>
+          <w:numId w:val="10"/>
+        </w:numPr>
+        <w:bidi w:val="0"/>
+        <w:jc w:val="start"/>
+        <w:rPr>
+          <w:b w:val="false"/>
+          <w:bCs w:val="false"/>
+        </w:rPr>
+      </w:pPr>
+      <w:r>
+        <w:rPr>
+          <w:b w:val="false"/>
+          <w:bCs w:val="false"/>
+        </w:rPr>
+        <w:t>in a team you can rely on each other</w:t>
+      </w:r>
+    </w:p>
+    <w:p>
+      <w:pPr>
+        <w:pStyle w:val="Normal"/>
+        <w:numPr>
+          <w:ilvl w:val="2"/>
+          <w:numId w:val="10"/>
+        </w:numPr>
+        <w:bidi w:val="0"/>
+        <w:jc w:val="start"/>
+        <w:rPr>
+          <w:b w:val="false"/>
+          <w:bCs w:val="false"/>
+        </w:rPr>
+      </w:pPr>
+      <w:r>
+        <w:rPr>
+          <w:b w:val="false"/>
+          <w:bCs w:val="false"/>
+        </w:rPr>
+        <w:t>you can give support</w:t>
+      </w:r>
+    </w:p>
+    <w:p>
+      <w:pPr>
+        <w:pStyle w:val="Normal"/>
+        <w:bidi w:val="0"/>
+        <w:jc w:val="start"/>
+        <w:rPr>
+          <w:b w:val="false"/>
+          <w:bCs w:val="false"/>
+        </w:rPr>
+      </w:pPr>
+      <w:r>
+        <w:rPr>
+          <w:b w:val="false"/>
+          <w:bCs w:val="false"/>
+        </w:rPr>
       </w:r>
     </w:p>
     <w:sectPr>
@@ -3870,6 +3997,143 @@
     </w:lvl>
   </w:abstractNum>
   <w:abstractNum w:abstractNumId="10">
+    <w:lvl w:ilvl="0">
+      <w:start w:val="1"/>
+      <w:numFmt w:val="bullet"/>
+      <w:lvlText w:val=""/>
+      <w:lvlJc w:val="start"/>
+      <w:pPr>
+        <w:tabs>
+          <w:tab w:val="num" w:pos="720"/>
+        </w:tabs>
+        <w:ind w:start="720" w:hanging="360"/>
+      </w:pPr>
+      <w:rPr>
+        <w:rFonts w:ascii="Symbol" w:hAnsi="Symbol" w:cs="Symbol" w:hint="default"/>
+      </w:rPr>
+    </w:lvl>
+    <w:lvl w:ilvl="1">
+      <w:start w:val="1"/>
+      <w:numFmt w:val="bullet"/>
+      <w:lvlText w:val="◦"/>
+      <w:lvlJc w:val="start"/>
+      <w:pPr>
+        <w:tabs>
+          <w:tab w:val="num" w:pos="1080"/>
+        </w:tabs>
+        <w:ind w:start="1080" w:hanging="360"/>
+      </w:pPr>
+      <w:rPr>
+        <w:rFonts w:ascii="OpenSymbol" w:hAnsi="OpenSymbol" w:cs="OpenSymbol" w:hint="default"/>
+      </w:rPr>
+    </w:lvl>
+    <w:lvl w:ilvl="2">
+      <w:start w:val="1"/>
+      <w:numFmt w:val="bullet"/>
+      <w:lvlText w:val="▪"/>
+      <w:lvlJc w:val="start"/>
+      <w:pPr>
+        <w:tabs>
+          <w:tab w:val="num" w:pos="1440"/>
+        </w:tabs>
+        <w:ind w:start="1440" w:hanging="360"/>
+      </w:pPr>
+      <w:rPr>
+        <w:rFonts w:ascii="OpenSymbol" w:hAnsi="OpenSymbol" w:cs="OpenSymbol" w:hint="default"/>
+      </w:rPr>
+    </w:lvl>
+    <w:lvl w:ilvl="3">
+      <w:start w:val="1"/>
+      <w:numFmt w:val="bullet"/>
+      <w:lvlText w:val=""/>
+      <w:lvlJc w:val="start"/>
+      <w:pPr>
+        <w:tabs>
+          <w:tab w:val="num" w:pos="1800"/>
+        </w:tabs>
+        <w:ind w:start="1800" w:hanging="360"/>
+      </w:pPr>
+      <w:rPr>
+        <w:rFonts w:ascii="Symbol" w:hAnsi="Symbol" w:cs="Symbol" w:hint="default"/>
+      </w:rPr>
+    </w:lvl>
+    <w:lvl w:ilvl="4">
+      <w:start w:val="1"/>
+      <w:numFmt w:val="bullet"/>
+      <w:lvlText w:val="◦"/>
+      <w:lvlJc w:val="start"/>
+      <w:pPr>
+        <w:tabs>
+          <w:tab w:val="num" w:pos="2160"/>
+        </w:tabs>
+        <w:ind w:start="2160" w:hanging="360"/>
+      </w:pPr>
+      <w:rPr>
+        <w:rFonts w:ascii="OpenSymbol" w:hAnsi="OpenSymbol" w:cs="OpenSymbol" w:hint="default"/>
+      </w:rPr>
+    </w:lvl>
+    <w:lvl w:ilvl="5">
+      <w:start w:val="1"/>
+      <w:numFmt w:val="bullet"/>
+      <w:lvlText w:val="▪"/>
+      <w:lvlJc w:val="start"/>
+      <w:pPr>
+        <w:tabs>
+          <w:tab w:val="num" w:pos="2520"/>
+        </w:tabs>
+        <w:ind w:start="2520" w:hanging="360"/>
+      </w:pPr>
+      <w:rPr>
+        <w:rFonts w:ascii="OpenSymbol" w:hAnsi="OpenSymbol" w:cs="OpenSymbol" w:hint="default"/>
+      </w:rPr>
+    </w:lvl>
+    <w:lvl w:ilvl="6">
+      <w:start w:val="1"/>
+      <w:numFmt w:val="bullet"/>
+      <w:lvlText w:val=""/>
+      <w:lvlJc w:val="start"/>
+      <w:pPr>
+        <w:tabs>
+          <w:tab w:val="num" w:pos="2880"/>
+        </w:tabs>
+        <w:ind w:start="2880" w:hanging="360"/>
+      </w:pPr>
+      <w:rPr>
+        <w:rFonts w:ascii="Symbol" w:hAnsi="Symbol" w:cs="Symbol" w:hint="default"/>
+      </w:rPr>
+    </w:lvl>
+    <w:lvl w:ilvl="7">
+      <w:start w:val="1"/>
+      <w:numFmt w:val="bullet"/>
+      <w:lvlText w:val="◦"/>
+      <w:lvlJc w:val="start"/>
+      <w:pPr>
+        <w:tabs>
+          <w:tab w:val="num" w:pos="3240"/>
+        </w:tabs>
+        <w:ind w:start="3240" w:hanging="360"/>
+      </w:pPr>
+      <w:rPr>
+        <w:rFonts w:ascii="OpenSymbol" w:hAnsi="OpenSymbol" w:cs="OpenSymbol" w:hint="default"/>
+      </w:rPr>
+    </w:lvl>
+    <w:lvl w:ilvl="8">
+      <w:start w:val="1"/>
+      <w:numFmt w:val="bullet"/>
+      <w:lvlText w:val="▪"/>
+      <w:lvlJc w:val="start"/>
+      <w:pPr>
+        <w:tabs>
+          <w:tab w:val="num" w:pos="3600"/>
+        </w:tabs>
+        <w:ind w:start="3600" w:hanging="360"/>
+      </w:pPr>
+      <w:rPr>
+        <w:rFonts w:ascii="OpenSymbol" w:hAnsi="OpenSymbol" w:cs="OpenSymbol" w:hint="default"/>
+      </w:rPr>
+    </w:lvl>
+  </w:abstractNum>
+  <w:abstractNum w:abstractNumId="11">
     <w:lvl w:ilvl="0">
       <w:start w:val="1"/>
       <w:numFmt w:val="none"/>
@@ -4018,6 +4282,9 @@
   <w:num w:numId="10">
     <w:abstractNumId w:val="10"/>
   </w:num>
+  <w:num w:numId="11">
+    <w:abstractNumId w:val="11"/>
+  </w:num>
 </w:numbering>
 </file>
 
@@ -4058,8 +4325,8 @@
       <w:lang w:val="en-US" w:eastAsia="zh-CN" w:bidi="hi-IN"/>
     </w:rPr>
   </w:style>
-  <w:style w:type="character" w:styleId="Bulletsuser">
-    <w:name w:val="Bullets (user)"/>
+  <w:style w:type="character" w:styleId="Bullets">
+    <w:name w:val="Bullets"/>
     <w:qFormat/>
     <w:rPr>
       <w:rFonts w:ascii="OpenSymbol" w:hAnsi="OpenSymbol" w:eastAsia="OpenSymbol" w:cs="OpenSymbol"/>
@@ -4070,8 +4337,8 @@
     <w:qFormat/>
     <w:rPr/>
   </w:style>
-  <w:style w:type="character" w:styleId="Bullets">
-    <w:name w:val="Bullets"/>
+  <w:style w:type="character" w:styleId="Bulletsuser">
+    <w:name w:val="Bullets (user)"/>
     <w:qFormat/>
     <w:rPr>
       <w:rFonts w:ascii="OpenSymbol" w:hAnsi="OpenSymbol" w:eastAsia="OpenSymbol" w:cs="OpenSymbol"/>
